--- a/docs/test/test-plan.docx
+++ b/docs/test/test-plan.docx
@@ -5,13 +5,13 @@
     <w:p>
       <w:pPr>
         <w:pStyle w:val="Heading1"/>
-        <w:spacing w:before="240" w:after="120"/>
+        <w:spacing w:before="320" w:after="160"/>
       </w:pPr>
       <w:r>
         <w:rPr>
-          <w:rFonts w:ascii="Times New Roman" w:hAnsi="Times New Roman"/>
+          <w:rFonts w:ascii="Segoe UI" w:hAnsi="Segoe UI"/>
           <w:b/>
-          <w:color w:val="0F172A"/>
+          <w:color w:val="1E3A8A"/>
           <w:sz w:val="36"/>
         </w:rPr>
         <w:t>KẾ HOẠCH KIỂM THỬ PHẦN MỀM (SOFTWARE TEST PLAN)</w:t>
@@ -19,125 +19,112 @@
     </w:p>
     <w:p>
       <w:pPr>
-        <w:spacing w:after="100" w:before="0" w:line="276" w:lineRule="auto"/>
+        <w:spacing w:before="40" w:after="80" w:line="288" w:lineRule="auto"/>
       </w:pPr>
       <w:r>
         <w:rPr>
-          <w:rFonts w:ascii="Times New Roman" w:hAnsi="Times New Roman"/>
           <w:b/>
-          <w:sz w:val="22"/>
         </w:rPr>
         <w:t>Dự án:</w:t>
       </w:r>
       <w:r>
         <w:rPr>
-          <w:rFonts w:ascii="Times New Roman" w:hAnsi="Times New Roman"/>
-          <w:sz w:val="22"/>
+          <w:rFonts w:ascii="Segoe UI" w:hAnsi="Segoe UI"/>
+          <w:sz w:val="21"/>
         </w:rPr>
-        <w:t xml:space="preserve"> Nền tảng quản lý freelance &amp; marketplace việc làm part-time cho sinh viên  </w:t>
+        <w:t xml:space="preserve"> Nền tảng quản lý freelance &amp; marketplace việc làm part-time cho sinh viên</w:t>
       </w:r>
     </w:p>
     <w:p>
       <w:pPr>
-        <w:spacing w:after="100" w:before="0" w:line="276" w:lineRule="auto"/>
+        <w:spacing w:before="40" w:after="80" w:line="288" w:lineRule="auto"/>
       </w:pPr>
       <w:r>
         <w:rPr>
-          <w:rFonts w:ascii="Times New Roman" w:hAnsi="Times New Roman"/>
           <w:b/>
-          <w:sz w:val="22"/>
         </w:rPr>
         <w:t>Học phần:</w:t>
       </w:r>
       <w:r>
         <w:rPr>
-          <w:rFonts w:ascii="Times New Roman" w:hAnsi="Times New Roman"/>
-          <w:sz w:val="22"/>
+          <w:rFonts w:ascii="Segoe UI" w:hAnsi="Segoe UI"/>
+          <w:sz w:val="21"/>
         </w:rPr>
-        <w:t xml:space="preserve"> Chuyên đề tốt nghiệp 2 — Khoa CNTT — Trường ĐH Văn Lang  </w:t>
+        <w:t xml:space="preserve"> Chuyên đề tốt nghiệp 2 — Khoa CNTT — Trường ĐH Văn Lang (Mã lớp: 261_71ITGR40303_04)</w:t>
       </w:r>
     </w:p>
     <w:p>
       <w:pPr>
-        <w:spacing w:after="100" w:before="0" w:line="276" w:lineRule="auto"/>
+        <w:spacing w:before="40" w:after="80" w:line="288" w:lineRule="auto"/>
       </w:pPr>
       <w:r>
         <w:rPr>
-          <w:rFonts w:ascii="Times New Roman" w:hAnsi="Times New Roman"/>
           <w:b/>
-          <w:sz w:val="22"/>
         </w:rPr>
         <w:t>Người lập kế hoạch:</w:t>
       </w:r>
       <w:r>
         <w:rPr>
-          <w:rFonts w:ascii="Times New Roman" w:hAnsi="Times New Roman"/>
-          <w:sz w:val="22"/>
+          <w:rFonts w:ascii="Segoe UI" w:hAnsi="Segoe UI"/>
+          <w:sz w:val="21"/>
         </w:rPr>
-        <w:t xml:space="preserve"> Hoàng Long (Bảo Long) — QA / Tester &amp; DevOps Lead  </w:t>
+        <w:t xml:space="preserve"> Hoàng Bảo Long — QA/QC &amp; Backend Lead</w:t>
       </w:r>
     </w:p>
     <w:p>
       <w:pPr>
-        <w:spacing w:after="100" w:before="0" w:line="276" w:lineRule="auto"/>
+        <w:spacing w:before="40" w:after="80" w:line="288" w:lineRule="auto"/>
       </w:pPr>
       <w:r>
         <w:rPr>
-          <w:rFonts w:ascii="Times New Roman" w:hAnsi="Times New Roman"/>
           <w:b/>
-          <w:sz w:val="22"/>
         </w:rPr>
         <w:t>Người phê duyệt:</w:t>
       </w:r>
       <w:r>
         <w:rPr>
-          <w:rFonts w:ascii="Times New Roman" w:hAnsi="Times New Roman"/>
-          <w:sz w:val="22"/>
+          <w:rFonts w:ascii="Segoe UI" w:hAnsi="Segoe UI"/>
+          <w:sz w:val="21"/>
         </w:rPr>
-        <w:t xml:space="preserve"> Nguyễn Tấn Tài — Project Manager  </w:t>
+        <w:t xml:space="preserve"> Nguyễn Tấn Tài — Tech Lead &amp; Trưởng nhóm</w:t>
       </w:r>
     </w:p>
     <w:p>
       <w:pPr>
-        <w:spacing w:after="100" w:before="0" w:line="276" w:lineRule="auto"/>
+        <w:spacing w:before="40" w:after="80" w:line="288" w:lineRule="auto"/>
       </w:pPr>
       <w:r>
         <w:rPr>
-          <w:rFonts w:ascii="Times New Roman" w:hAnsi="Times New Roman"/>
           <w:b/>
-          <w:sz w:val="22"/>
         </w:rPr>
         <w:t>Phiên bản:</w:t>
       </w:r>
       <w:r>
         <w:rPr>
-          <w:rFonts w:ascii="Times New Roman" w:hAnsi="Times New Roman"/>
-          <w:sz w:val="22"/>
+          <w:rFonts w:ascii="Segoe UI" w:hAnsi="Segoe UI"/>
+          <w:sz w:val="21"/>
         </w:rPr>
-        <w:t xml:space="preserve"> v1.2  </w:t>
+        <w:t xml:space="preserve"> v1.2 (Bản hoàn thiện toàn khóa)</w:t>
       </w:r>
     </w:p>
     <w:p>
       <w:pPr>
-        <w:spacing w:after="120" w:before="120"/>
+        <w:spacing w:before="120" w:after="120"/>
+        <w:pBdr>
+          <w:bottom w:val="single" w:sz="12" w:space="1" w:color="CBD5E1"/>
+        </w:pBdr>
       </w:pPr>
-      <w:r>
-        <w:rPr>
-          <w:color w:val="C8CDD7"/>
-        </w:rPr>
-        <w:t>—————————————————————————————————————————————</w:t>
-      </w:r>
     </w:p>
     <w:p>
       <w:pPr>
         <w:pStyle w:val="Heading2"/>
-        <w:spacing w:before="200" w:after="80"/>
+        <w:spacing w:before="280" w:after="120"/>
       </w:pPr>
       <w:r>
         <w:rPr>
-          <w:rFonts w:ascii="Times New Roman" w:hAnsi="Times New Roman"/>
+          <w:rFonts w:ascii="Segoe UI" w:hAnsi="Segoe UI"/>
           <w:b/>
-          <w:color w:val="1E3A8A"/>
+          <w:color w:val="4F46E5"/>
           <w:sz w:val="28"/>
         </w:rPr>
         <w:t>1. MỤC TIÊU KIỂM THỬ (TEST OBJECTIVES)</w:t>
@@ -145,109 +132,216 @@
     </w:p>
     <w:p>
       <w:pPr>
-        <w:pStyle w:val="ListNumber"/>
-        <w:spacing w:after="60" w:before="0"/>
+        <w:spacing w:before="40" w:after="40" w:line="276" w:lineRule="auto"/>
+        <w:ind w:left="360"/>
       </w:pPr>
       <w:r>
         <w:rPr>
-          <w:rFonts w:ascii="Times New Roman" w:hAnsi="Times New Roman"/>
+          <w:rFonts w:ascii="Segoe UI" w:hAnsi="Segoe UI"/>
+          <w:sz w:val="20"/>
+        </w:rPr>
+        <w:t xml:space="preserve">1. </w:t>
+      </w:r>
+      <w:r>
+        <w:rPr>
           <w:b/>
-          <w:sz w:val="22"/>
         </w:rPr>
         <w:t>Xác minh tính đúng đắn của chức năng:</w:t>
       </w:r>
       <w:r>
         <w:rPr>
-          <w:rFonts w:ascii="Times New Roman" w:hAnsi="Times New Roman"/>
-          <w:sz w:val="22"/>
+          <w:rFonts w:ascii="Segoe UI" w:hAnsi="Segoe UI"/>
+          <w:sz w:val="20"/>
         </w:rPr>
-        <w:t xml:space="preserve"> Đảm bảo toàn bộ 100% các ca sử dụng cốt lõi theo đặc tả tài liệu SRS hoạt động chính xác.</w:t>
+        <w:t xml:space="preserve"> Đảm bảo toàn bộ 100% các ca sử dụng cốt lõi theo đặc tả tài liệu SRS hoạt động chính xác qua 5 Sprint.</w:t>
       </w:r>
     </w:p>
     <w:p>
       <w:pPr>
-        <w:pStyle w:val="ListNumber"/>
-        <w:spacing w:after="60" w:before="0"/>
+        <w:spacing w:before="40" w:after="40" w:line="276" w:lineRule="auto"/>
+        <w:ind w:left="360"/>
       </w:pPr>
       <w:r>
         <w:rPr>
-          <w:rFonts w:ascii="Times New Roman" w:hAnsi="Times New Roman"/>
+          <w:rFonts w:ascii="Segoe UI" w:hAnsi="Segoe UI"/>
+          <w:sz w:val="20"/>
+        </w:rPr>
+        <w:t xml:space="preserve">2. </w:t>
+      </w:r>
+      <w:r>
+        <w:rPr>
           <w:b/>
-          <w:sz w:val="22"/>
         </w:rPr>
         <w:t>Kiểm tra an toàn bảo mật:</w:t>
       </w:r>
       <w:r>
         <w:rPr>
-          <w:rFonts w:ascii="Times New Roman" w:hAnsi="Times New Roman"/>
-          <w:sz w:val="22"/>
+          <w:rFonts w:ascii="Segoe UI" w:hAnsi="Segoe UI"/>
+          <w:sz w:val="20"/>
         </w:rPr>
-        <w:t xml:space="preserve"> Kiểm tra cơ chế cấp phát/xác thực JWT, mã hóa mật khẩu BCrypt và khả năng ngăn chặn truy cập trái phép bằng phân quyền RBAC.</w:t>
+        <w:t xml:space="preserve"> Kiểm tra cơ chế cấp phát/xác thực JWT (HS256), mã hóa mật khẩu BCrypt (Salt = 10) và khả năng ngăn chặn truy cập trái phép bằng phân quyền RBAC (</w:t>
+      </w:r>
+      <w:r>
+        <w:rPr>
+          <w:rFonts w:ascii="Consolas" w:hAnsi="Consolas"/>
+          <w:color w:val="B42828"/>
+          <w:sz w:val="19"/>
+        </w:rPr>
+        <w:t>ROLE_STUDENT</w:t>
+      </w:r>
+      <w:r>
+        <w:rPr>
+          <w:rFonts w:ascii="Segoe UI" w:hAnsi="Segoe UI"/>
+          <w:sz w:val="20"/>
+        </w:rPr>
+        <w:t xml:space="preserve">, </w:t>
+      </w:r>
+      <w:r>
+        <w:rPr>
+          <w:rFonts w:ascii="Consolas" w:hAnsi="Consolas"/>
+          <w:color w:val="B42828"/>
+          <w:sz w:val="19"/>
+        </w:rPr>
+        <w:t>ROLE_EMPLOYER</w:t>
+      </w:r>
+      <w:r>
+        <w:rPr>
+          <w:rFonts w:ascii="Segoe UI" w:hAnsi="Segoe UI"/>
+          <w:sz w:val="20"/>
+        </w:rPr>
+        <w:t xml:space="preserve">, </w:t>
+      </w:r>
+      <w:r>
+        <w:rPr>
+          <w:rFonts w:ascii="Consolas" w:hAnsi="Consolas"/>
+          <w:color w:val="B42828"/>
+          <w:sz w:val="19"/>
+        </w:rPr>
+        <w:t>ROLE_ADMIN</w:t>
+      </w:r>
+      <w:r>
+        <w:rPr>
+          <w:rFonts w:ascii="Segoe UI" w:hAnsi="Segoe UI"/>
+          <w:sz w:val="20"/>
+        </w:rPr>
+        <w:t>).</w:t>
       </w:r>
     </w:p>
     <w:p>
       <w:pPr>
-        <w:pStyle w:val="ListNumber"/>
-        <w:spacing w:after="60" w:before="0"/>
+        <w:spacing w:before="40" w:after="40" w:line="276" w:lineRule="auto"/>
+        <w:ind w:left="360"/>
       </w:pPr>
       <w:r>
         <w:rPr>
-          <w:rFonts w:ascii="Times New Roman" w:hAnsi="Times New Roman"/>
+          <w:rFonts w:ascii="Segoe UI" w:hAnsi="Segoe UI"/>
+          <w:sz w:val="20"/>
+        </w:rPr>
+        <w:t xml:space="preserve">3. </w:t>
+      </w:r>
+      <w:r>
+        <w:rPr>
           <w:b/>
-          <w:sz w:val="22"/>
         </w:rPr>
         <w:t>Đảm bảo toàn vẹn quy tắc nghiệp vụ:</w:t>
       </w:r>
       <w:r>
         <w:rPr>
-          <w:rFonts w:ascii="Times New Roman" w:hAnsi="Times New Roman"/>
-          <w:sz w:val="22"/>
+          <w:rFonts w:ascii="Segoe UI" w:hAnsi="Segoe UI"/>
+          <w:sz w:val="20"/>
         </w:rPr>
-        <w:t xml:space="preserve"> Kiểm tra ràng buộc không nộp trùng đơn, ràng buộc đánh giá 1 lần, điều kiện trạng thái hoàn thành công việc trước khi chấm sao.</w:t>
+        <w:t xml:space="preserve"> Kiểm tra ràng buộc không nộp trùng đơn (</w:t>
+      </w:r>
+      <w:r>
+        <w:rPr>
+          <w:rFonts w:ascii="Consolas" w:hAnsi="Consolas"/>
+          <w:color w:val="B42828"/>
+          <w:sz w:val="19"/>
+        </w:rPr>
+        <w:t>UNIQUE</w:t>
+      </w:r>
+      <w:r>
+        <w:rPr>
+          <w:rFonts w:ascii="Segoe UI" w:hAnsi="Segoe UI"/>
+          <w:sz w:val="20"/>
+        </w:rPr>
+        <w:t>), ràng buộc đánh giá 1 lần, điều kiện trạng thái hoàn thành công việc (</w:t>
+      </w:r>
+      <w:r>
+        <w:rPr>
+          <w:rFonts w:ascii="Consolas" w:hAnsi="Consolas"/>
+          <w:color w:val="B42828"/>
+          <w:sz w:val="19"/>
+        </w:rPr>
+        <w:t>COMPLETED</w:t>
+      </w:r>
+      <w:r>
+        <w:rPr>
+          <w:rFonts w:ascii="Segoe UI" w:hAnsi="Segoe UI"/>
+          <w:sz w:val="20"/>
+        </w:rPr>
+        <w:t xml:space="preserve">) trước khi chấm sao, sinh viên tự hủy đơn </w:t>
+      </w:r>
+      <w:r>
+        <w:rPr>
+          <w:rFonts w:ascii="Consolas" w:hAnsi="Consolas"/>
+          <w:color w:val="B42828"/>
+          <w:sz w:val="19"/>
+        </w:rPr>
+        <w:t>PENDING</w:t>
+      </w:r>
+      <w:r>
+        <w:rPr>
+          <w:rFonts w:ascii="Segoe UI" w:hAnsi="Segoe UI"/>
+          <w:sz w:val="20"/>
+        </w:rPr>
+        <w:t>.</w:t>
       </w:r>
     </w:p>
     <w:p>
       <w:pPr>
-        <w:pStyle w:val="ListNumber"/>
-        <w:spacing w:after="60" w:before="0"/>
+        <w:spacing w:before="40" w:after="40" w:line="276" w:lineRule="auto"/>
+        <w:ind w:left="360"/>
       </w:pPr>
       <w:r>
         <w:rPr>
-          <w:rFonts w:ascii="Times New Roman" w:hAnsi="Times New Roman"/>
+          <w:rFonts w:ascii="Segoe UI" w:hAnsi="Segoe UI"/>
+          <w:sz w:val="20"/>
+        </w:rPr>
+        <w:t xml:space="preserve">4. </w:t>
+      </w:r>
+      <w:r>
+        <w:rPr>
           <w:b/>
-          <w:sz w:val="22"/>
         </w:rPr>
         <w:t>Tiêu chuẩn chất lượng:</w:t>
       </w:r>
       <w:r>
         <w:rPr>
-          <w:rFonts w:ascii="Times New Roman" w:hAnsi="Times New Roman"/>
-          <w:sz w:val="22"/>
+          <w:rFonts w:ascii="Segoe UI" w:hAnsi="Segoe UI"/>
+          <w:sz w:val="20"/>
         </w:rPr>
-        <w:t xml:space="preserve"> Tỷ lệ bao phủ kiểm thử (Test Coverage) tầng Service đạt &gt;= 80%; 100% các ca kiểm thử mức Critical và High đạt kết quả PASS.</w:t>
+        <w:t xml:space="preserve"> Tỷ lệ bao phủ kiểm thử (Test Coverage) tầng Service đạt &gt;= 80%; 100% các ca kiểm thử mức Critical và High đạt kết quả PASS (70/70 ca).</w:t>
       </w:r>
     </w:p>
     <w:p>
       <w:pPr>
-        <w:spacing w:after="120" w:before="120"/>
+        <w:spacing w:before="120" w:after="120"/>
+        <w:pBdr>
+          <w:bottom w:val="single" w:sz="12" w:space="1" w:color="CBD5E1"/>
+        </w:pBdr>
       </w:pPr>
-      <w:r>
-        <w:rPr>
-          <w:color w:val="C8CDD7"/>
-        </w:rPr>
-        <w:t>—————————————————————————————————————————————</w:t>
-      </w:r>
     </w:p>
     <w:p>
       <w:pPr>
         <w:pStyle w:val="Heading2"/>
-        <w:spacing w:before="200" w:after="80"/>
+        <w:spacing w:before="280" w:after="120"/>
       </w:pPr>
       <w:r>
         <w:rPr>
-          <w:rFonts w:ascii="Times New Roman" w:hAnsi="Times New Roman"/>
+          <w:rFonts w:ascii="Segoe UI" w:hAnsi="Segoe UI"/>
           <w:b/>
-          <w:color w:val="1E3A8A"/>
+          <w:color w:val="4F46E5"/>
           <w:sz w:val="28"/>
         </w:rPr>
         <w:t>2. PHẠM VI KIỂM THỬ (TEST SCOPE)</w:t>
@@ -256,13 +350,13 @@
     <w:p>
       <w:pPr>
         <w:pStyle w:val="Heading3"/>
-        <w:spacing w:before="160" w:after="60"/>
+        <w:spacing w:before="200" w:after="80"/>
       </w:pPr>
       <w:r>
         <w:rPr>
-          <w:rFonts w:ascii="Times New Roman" w:hAnsi="Times New Roman"/>
+          <w:rFonts w:ascii="Segoe UI" w:hAnsi="Segoe UI"/>
           <w:b/>
-          <w:color w:val="334155"/>
+          <w:color w:val="0F172A"/>
           <w:sz w:val="24"/>
         </w:rPr>
         <w:t>2.1. Trong phạm vi kiểm thử (In-Scope)</w:t>
@@ -271,35 +365,33 @@
     <w:p>
       <w:pPr>
         <w:pStyle w:val="ListBullet"/>
-        <w:spacing w:after="60" w:before="0"/>
+        <w:spacing w:before="40" w:after="40" w:line="276" w:lineRule="auto"/>
       </w:pPr>
       <w:r>
         <w:rPr>
-          <w:rFonts w:ascii="Times New Roman" w:hAnsi="Times New Roman"/>
           <w:b/>
-          <w:sz w:val="22"/>
         </w:rPr>
         <w:t>Module Xác thực (Authentication):</w:t>
       </w:r>
       <w:r>
         <w:rPr>
-          <w:rFonts w:ascii="Times New Roman" w:hAnsi="Times New Roman"/>
-          <w:sz w:val="22"/>
+          <w:rFonts w:ascii="Segoe UI" w:hAnsi="Segoe UI"/>
+          <w:sz w:val="20"/>
         </w:rPr>
         <w:t xml:space="preserve"> Đăng ký tài khoản Sinh viên/NTD, bắt lỗi trùng email, đăng nhập thành công cấp JWT, kiểm tra sai mật khẩu, lấy thông tin cá nhân hiện tại (</w:t>
       </w:r>
       <w:r>
         <w:rPr>
-          <w:rFonts w:ascii="Times New Roman" w:hAnsi="Times New Roman"/>
+          <w:rFonts w:ascii="Consolas" w:hAnsi="Consolas"/>
           <w:color w:val="B42828"/>
-          <w:sz w:val="22"/>
+          <w:sz w:val="19"/>
         </w:rPr>
         <w:t>/auth/me</w:t>
       </w:r>
       <w:r>
         <w:rPr>
-          <w:rFonts w:ascii="Times New Roman" w:hAnsi="Times New Roman"/>
-          <w:sz w:val="22"/>
+          <w:rFonts w:ascii="Segoe UI" w:hAnsi="Segoe UI"/>
+          <w:sz w:val="20"/>
         </w:rPr>
         <w:t>).</w:t>
       </w:r>
@@ -307,80 +399,78 @@
     <w:p>
       <w:pPr>
         <w:pStyle w:val="ListBullet"/>
-        <w:spacing w:after="60" w:before="0"/>
+        <w:spacing w:before="40" w:after="40" w:line="276" w:lineRule="auto"/>
       </w:pPr>
       <w:r>
         <w:rPr>
-          <w:rFonts w:ascii="Times New Roman" w:hAnsi="Times New Roman"/>
           <w:b/>
-          <w:sz w:val="22"/>
         </w:rPr>
         <w:t>Module Việc làm (Job Management):</w:t>
       </w:r>
       <w:r>
         <w:rPr>
-          <w:rFonts w:ascii="Times New Roman" w:hAnsi="Times New Roman"/>
-          <w:sz w:val="22"/>
+          <w:rFonts w:ascii="Segoe UI" w:hAnsi="Segoe UI"/>
+          <w:sz w:val="20"/>
         </w:rPr>
-        <w:t xml:space="preserve"> Đăng tin, tìm kiếm theo từ khóa, lọc theo danh mục và hình thức làm việc, chuyển đổi trạng thái tin (</w:t>
+        <w:t xml:space="preserve"> Đăng tin kèm lương/ca kíp/quyền lợi/nhãn sinh viên, tìm kiếm theo từ khóa, lọc theo danh mục, tỉnh thành và hình thức làm việc, chuyển đổi trạng thái tin (</w:t>
       </w:r>
       <w:r>
         <w:rPr>
-          <w:rFonts w:ascii="Times New Roman" w:hAnsi="Times New Roman"/>
+          <w:rFonts w:ascii="Consolas" w:hAnsi="Consolas"/>
           <w:color w:val="B42828"/>
-          <w:sz w:val="22"/>
+          <w:sz w:val="19"/>
         </w:rPr>
         <w:t>OPEN</w:t>
       </w:r>
       <w:r>
         <w:rPr>
-          <w:rFonts w:ascii="Times New Roman" w:hAnsi="Times New Roman"/>
-          <w:sz w:val="22"/>
+          <w:rFonts w:ascii="Segoe UI" w:hAnsi="Segoe UI"/>
+          <w:sz w:val="20"/>
         </w:rPr>
         <w:t xml:space="preserve">, </w:t>
       </w:r>
       <w:r>
         <w:rPr>
-          <w:rFonts w:ascii="Times New Roman" w:hAnsi="Times New Roman"/>
+          <w:rFonts w:ascii="Consolas" w:hAnsi="Consolas"/>
           <w:color w:val="B42828"/>
-          <w:sz w:val="22"/>
+          <w:sz w:val="19"/>
         </w:rPr>
         <w:t>IN_PROGRESS</w:t>
       </w:r>
       <w:r>
         <w:rPr>
-          <w:rFonts w:ascii="Times New Roman" w:hAnsi="Times New Roman"/>
-          <w:sz w:val="22"/>
+          <w:rFonts w:ascii="Segoe UI" w:hAnsi="Segoe UI"/>
+          <w:sz w:val="20"/>
         </w:rPr>
         <w:t xml:space="preserve">, </w:t>
       </w:r>
       <w:r>
         <w:rPr>
-          <w:rFonts w:ascii="Times New Roman" w:hAnsi="Times New Roman"/>
+          <w:rFonts w:ascii="Consolas" w:hAnsi="Consolas"/>
           <w:color w:val="B42828"/>
-          <w:sz w:val="22"/>
+          <w:sz w:val="19"/>
         </w:rPr>
         <w:t>COMPLETED</w:t>
       </w:r>
       <w:r>
         <w:rPr>
-          <w:rFonts w:ascii="Times New Roman" w:hAnsi="Times New Roman"/>
-          <w:sz w:val="22"/>
+          <w:rFonts w:ascii="Segoe UI" w:hAnsi="Segoe UI"/>
+          <w:sz w:val="20"/>
         </w:rPr>
         <w:t xml:space="preserve">, </w:t>
       </w:r>
       <w:r>
         <w:rPr>
-          <w:rFonts w:ascii="Times New Roman" w:hAnsi="Times New Roman"/>
+          <w:rFonts w:ascii="Consolas" w:hAnsi="Consolas"/>
           <w:color w:val="B42828"/>
-          <w:sz w:val="22"/>
+          <w:sz w:val="19"/>
         </w:rPr>
         <w:t>CLOSED</w:t>
       </w:r>
       <w:r>
         <w:rPr>
-          <w:rFonts w:ascii="Times New Roman" w:hAnsi="Times New Roman"/>
-          <w:sz w:val="22"/>
+          <w:rFonts w:ascii="Segoe UI" w:hAnsi="Segoe UI"/>
+          <w:sz w:val="20"/>
         </w:rPr>
         <w:t>).</w:t>
       </w:r>
@@ -388,113 +478,120 @@
     <w:p>
       <w:pPr>
         <w:pStyle w:val="ListBullet"/>
-        <w:spacing w:after="60" w:before="0"/>
+        <w:spacing w:before="40" w:after="40" w:line="276" w:lineRule="auto"/>
       </w:pPr>
       <w:r>
         <w:rPr>
-          <w:rFonts w:ascii="Times New Roman" w:hAnsi="Times New Roman"/>
           <w:b/>
-          <w:sz w:val="22"/>
         </w:rPr>
         <w:t>Module Ứng tuyển (Applications):</w:t>
       </w:r>
       <w:r>
         <w:rPr>
-          <w:rFonts w:ascii="Times New Roman" w:hAnsi="Times New Roman"/>
-          <w:sz w:val="22"/>
+          <w:rFonts w:ascii="Segoe UI" w:hAnsi="Segoe UI"/>
+          <w:sz w:val="20"/>
         </w:rPr>
         <w:t xml:space="preserve"> Nộp đơn kèm CV link, ngăn chặn nộp trùng đơn cho cùng 1 tin, NTD duyệt nhận (</w:t>
       </w:r>
       <w:r>
         <w:rPr>
-          <w:rFonts w:ascii="Times New Roman" w:hAnsi="Times New Roman"/>
+          <w:rFonts w:ascii="Consolas" w:hAnsi="Consolas"/>
           <w:color w:val="B42828"/>
-          <w:sz w:val="22"/>
+          <w:sz w:val="19"/>
         </w:rPr>
         <w:t>ACCEPTED</w:t>
       </w:r>
       <w:r>
         <w:rPr>
-          <w:rFonts w:ascii="Times New Roman" w:hAnsi="Times New Roman"/>
-          <w:sz w:val="22"/>
+          <w:rFonts w:ascii="Segoe UI" w:hAnsi="Segoe UI"/>
+          <w:sz w:val="20"/>
         </w:rPr>
         <w:t>) hoặc từ chối (</w:t>
       </w:r>
       <w:r>
         <w:rPr>
-          <w:rFonts w:ascii="Times New Roman" w:hAnsi="Times New Roman"/>
+          <w:rFonts w:ascii="Consolas" w:hAnsi="Consolas"/>
           <w:color w:val="B42828"/>
-          <w:sz w:val="22"/>
+          <w:sz w:val="19"/>
         </w:rPr>
         <w:t>REJECTED</w:t>
       </w:r>
       <w:r>
         <w:rPr>
-          <w:rFonts w:ascii="Times New Roman" w:hAnsi="Times New Roman"/>
-          <w:sz w:val="22"/>
+          <w:rFonts w:ascii="Segoe UI" w:hAnsi="Segoe UI"/>
+          <w:sz w:val="20"/>
         </w:rPr>
-        <w:t>) kèm lý do, sinh viên theo dõi lịch sử đơn.</w:t>
+        <w:t>) kèm lý do, sinh viên theo dõi lịch sử đơn và tự hủy đơn (</w:t>
+      </w:r>
+      <w:r>
+        <w:rPr>
+          <w:rFonts w:ascii="Consolas" w:hAnsi="Consolas"/>
+          <w:color w:val="B42828"/>
+          <w:sz w:val="19"/>
+        </w:rPr>
+        <w:t>CANCELLED</w:t>
+      </w:r>
+      <w:r>
+        <w:rPr>
+          <w:rFonts w:ascii="Segoe UI" w:hAnsi="Segoe UI"/>
+          <w:sz w:val="20"/>
+        </w:rPr>
+        <w:t>).</w:t>
       </w:r>
     </w:p>
     <w:p>
       <w:pPr>
         <w:pStyle w:val="ListBullet"/>
-        <w:spacing w:after="60" w:before="0"/>
+        <w:spacing w:before="40" w:after="40" w:line="276" w:lineRule="auto"/>
       </w:pPr>
       <w:r>
         <w:rPr>
-          <w:rFonts w:ascii="Times New Roman" w:hAnsi="Times New Roman"/>
           <w:b/>
-          <w:sz w:val="22"/>
         </w:rPr>
         <w:t>Module Đánh giá hai chiều (Reviews):</w:t>
       </w:r>
       <w:r>
         <w:rPr>
-          <w:rFonts w:ascii="Times New Roman" w:hAnsi="Times New Roman"/>
-          <w:sz w:val="22"/>
+          <w:rFonts w:ascii="Segoe UI" w:hAnsi="Segoe UI"/>
+          <w:sz w:val="20"/>
         </w:rPr>
-        <w:t xml:space="preserve"> Gửi đánh giá 1–5 sao sau khi công việc hoàn thành, ngăn chặn đánh giá lặp lại nhiều lần, kiểm tra giá trị sao hợp lệ (1–5).</w:t>
+        <w:t xml:space="preserve"> Gửi đánh giá 1–5 sao sau khi công việc hoàn thành, ngăn chặn đánh giá lặp lại nhiều lần hoặc tự đánh giá chính mình.</w:t>
       </w:r>
     </w:p>
     <w:p>
       <w:pPr>
         <w:pStyle w:val="ListBullet"/>
-        <w:spacing w:after="60" w:before="0"/>
+        <w:spacing w:before="40" w:after="40" w:line="276" w:lineRule="auto"/>
       </w:pPr>
       <w:r>
         <w:rPr>
-          <w:rFonts w:ascii="Times New Roman" w:hAnsi="Times New Roman"/>
           <w:b/>
-          <w:sz w:val="22"/>
         </w:rPr>
         <w:t>Module Thông báo (Notifications):</w:t>
       </w:r>
       <w:r>
         <w:rPr>
-          <w:rFonts w:ascii="Times New Roman" w:hAnsi="Times New Roman"/>
-          <w:sz w:val="22"/>
+          <w:rFonts w:ascii="Segoe UI" w:hAnsi="Segoe UI"/>
+          <w:sz w:val="20"/>
         </w:rPr>
-        <w:t xml:space="preserve"> Phát sinh thông báo tự động khi nộp đơn/duyệt đơn, đánh dấu đã đọc.</w:t>
+        <w:t xml:space="preserve"> Phát sinh thông báo tự động khi nộp đơn/duyệt đơn, đánh dấu đã đọc từng tin hoặc tất cả, lấy số lượng chưa đọc.</w:t>
       </w:r>
     </w:p>
     <w:p>
       <w:pPr>
         <w:pStyle w:val="ListBullet"/>
-        <w:spacing w:after="60" w:before="0"/>
+        <w:spacing w:before="40" w:after="40" w:line="276" w:lineRule="auto"/>
       </w:pPr>
       <w:r>
         <w:rPr>
-          <w:rFonts w:ascii="Times New Roman" w:hAnsi="Times New Roman"/>
           <w:b/>
-          <w:sz w:val="22"/>
         </w:rPr>
         <w:t>Module Quản trị (Admin):</w:t>
       </w:r>
       <w:r>
         <w:rPr>
-          <w:rFonts w:ascii="Times New Roman" w:hAnsi="Times New Roman"/>
-          <w:sz w:val="22"/>
+          <w:rFonts w:ascii="Segoe UI" w:hAnsi="Segoe UI"/>
+          <w:sz w:val="20"/>
         </w:rPr>
         <w:t xml:space="preserve"> Thống kê KPI hệ thống, khóa/mở khóa tài khoản người dùng, xóa tin vi phạm.</w:t>
       </w:r>
@@ -502,34 +599,51 @@
     <w:p>
       <w:pPr>
         <w:pStyle w:val="ListBullet"/>
-        <w:spacing w:after="60" w:before="0"/>
+        <w:spacing w:before="40" w:after="40" w:line="276" w:lineRule="auto"/>
       </w:pPr>
       <w:r>
         <w:rPr>
-          <w:rFonts w:ascii="Times New Roman" w:hAnsi="Times New Roman"/>
           <w:b/>
-          <w:sz w:val="22"/>
         </w:rPr>
         <w:t>Bảo mật &amp; Phân quyền (Security &amp; RBAC):</w:t>
       </w:r>
       <w:r>
         <w:rPr>
-          <w:rFonts w:ascii="Times New Roman" w:hAnsi="Times New Roman"/>
-          <w:sz w:val="22"/>
+          <w:rFonts w:ascii="Segoe UI" w:hAnsi="Segoe UI"/>
+          <w:sz w:val="20"/>
         </w:rPr>
         <w:t xml:space="preserve"> Thử nghiệm gọi API trái quyền (Sinh viên gọi API đăng tin, Khách gọi API duyệt đơn) và kiểm tra mã phản hồi HTTP 401 Unauthorized / HTTP 403 Forbidden.</w:t>
       </w:r>
     </w:p>
     <w:p>
       <w:pPr>
-        <w:pStyle w:val="Heading3"/>
-        <w:spacing w:before="160" w:after="60"/>
+        <w:pStyle w:val="ListBullet"/>
+        <w:spacing w:before="40" w:after="40" w:line="276" w:lineRule="auto"/>
       </w:pPr>
       <w:r>
         <w:rPr>
-          <w:rFonts w:ascii="Times New Roman" w:hAnsi="Times New Roman"/>
           <w:b/>
-          <w:color w:val="334155"/>
+        </w:rPr>
+        <w:t>Giao diện &amp; Trải nghiệm (UI/UX &amp; i18n):</w:t>
+      </w:r>
+      <w:r>
+        <w:rPr>
+          <w:rFonts w:ascii="Segoe UI" w:hAnsi="Segoe UI"/>
+          <w:sz w:val="20"/>
+        </w:rPr>
+        <w:t xml:space="preserve"> Chuyển đổi Dark/Light mode, chuyển đổi Song ngữ Việt - Anh, Responsive trên Desktop/Tablet/Mobile.</w:t>
+      </w:r>
+    </w:p>
+    <w:p>
+      <w:pPr>
+        <w:pStyle w:val="Heading3"/>
+        <w:spacing w:before="200" w:after="80"/>
+      </w:pPr>
+      <w:r>
+        <w:rPr>
+          <w:rFonts w:ascii="Segoe UI" w:hAnsi="Segoe UI"/>
+          <w:b/>
+          <w:color w:val="0F172A"/>
           <w:sz w:val="24"/>
         </w:rPr>
         <w:t>2.2. Ngoài phạm vi kiểm thử (Out-of-Scope)</w:t>
@@ -538,144 +652,121 @@
     <w:p>
       <w:pPr>
         <w:pStyle w:val="ListBullet"/>
-        <w:spacing w:after="60" w:before="0"/>
+        <w:spacing w:before="40" w:after="40" w:line="276" w:lineRule="auto"/>
       </w:pPr>
       <w:r>
         <w:rPr>
-          <w:rFonts w:ascii="Times New Roman" w:hAnsi="Times New Roman"/>
-          <w:sz w:val="22"/>
+          <w:rFonts w:ascii="Segoe UI" w:hAnsi="Segoe UI"/>
+          <w:sz w:val="20"/>
         </w:rPr>
-        <w:t>Kiểm thử chịu tải hàng triệu người dùng đồng thời (Stress Testing quy mô lớn).</w:t>
+        <w:t>Kiểm thử chịu tải hàng triệu người dùng đồng thời (Stress Testing quy mô lớn ngoài hạ tầng đồ án).</w:t>
       </w:r>
     </w:p>
     <w:p>
       <w:pPr>
         <w:pStyle w:val="ListBullet"/>
-        <w:spacing w:after="60" w:before="0"/>
+        <w:spacing w:before="40" w:after="40" w:line="276" w:lineRule="auto"/>
       </w:pPr>
       <w:r>
         <w:rPr>
-          <w:rFonts w:ascii="Times New Roman" w:hAnsi="Times New Roman"/>
-          <w:sz w:val="22"/>
+          <w:rFonts w:ascii="Segoe UI" w:hAnsi="Segoe UI"/>
+          <w:sz w:val="20"/>
         </w:rPr>
-        <w:t>Kiểm thử cổng thanh toán tiền mặt trực tuyến (nằm ngoài phạm vi đồ án).</w:t>
+        <w:t>Tích hợp cổng thanh toán trực tiếp qua ngân hàng (thực hiện thanh toán thỏa thuận trực tiếp giữa 2 bên).</w:t>
       </w:r>
     </w:p>
     <w:p>
       <w:pPr>
-        <w:spacing w:after="120" w:before="120"/>
+        <w:spacing w:before="120" w:after="120"/>
+        <w:pBdr>
+          <w:bottom w:val="single" w:sz="12" w:space="1" w:color="CBD5E1"/>
+        </w:pBdr>
       </w:pPr>
-      <w:r>
-        <w:rPr>
-          <w:color w:val="C8CDD7"/>
-        </w:rPr>
-        <w:t>—————————————————————————————————————————————</w:t>
-      </w:r>
     </w:p>
     <w:p>
       <w:pPr>
         <w:pStyle w:val="Heading2"/>
-        <w:spacing w:before="200" w:after="80"/>
+        <w:spacing w:before="280" w:after="120"/>
       </w:pPr>
       <w:r>
         <w:rPr>
-          <w:rFonts w:ascii="Times New Roman" w:hAnsi="Times New Roman"/>
+          <w:rFonts w:ascii="Segoe UI" w:hAnsi="Segoe UI"/>
           <w:b/>
-          <w:color w:val="1E3A8A"/>
+          <w:color w:val="4F46E5"/>
           <w:sz w:val="28"/>
         </w:rPr>
         <w:t>3. CHIẾN LƯỢC VÀ PHƯƠNG PHÁP KIỂM THỬ (TEST STRATEGY)</w:t>
       </w:r>
     </w:p>
+    <w:p>
+      <w:pPr>
+        <w:spacing w:before="80" w:after="160"/>
+        <w:ind w:left="360" w:right="360"/>
+        <w:pBdr>
+          <w:left w:val="single" w:sz="24" w:space="8" w:color="4F46E5"/>
+        </w:pBdr>
+        <w:shd w:fill="F8FAFC"/>
+      </w:pPr>
+      <w:r>
+        <w:rPr>
+          <w:rFonts w:ascii="Consolas" w:hAnsi="Consolas"/>
+          <w:color w:val="1E293B"/>
+          <w:sz w:val="18"/>
+        </w:rPr>
+        <w:t xml:space="preserve">        ▲</w:t>
+        <w:br/>
+        <w:t xml:space="preserve">       / \         Tầng 3: End-to-End System Testing (10 UI Test Cases trên React 18 Web)</w:t>
+        <w:br/>
+        <w:t xml:space="preserve">      /---\</w:t>
+        <w:br/>
+        <w:t xml:space="preserve">     /     \       Tầng 2: API Regression Testing (15 Postman/Newman Collection Scenarios)</w:t>
+        <w:br/>
+        <w:t xml:space="preserve">    /-------\</w:t>
+        <w:br/>
+        <w:t xml:space="preserve">   /         \     Tầng 1: Unit &amp; Integration Testing (45 Tests JUnit 5 + Mockito + MockMvc)</w:t>
+        <w:br/>
+        <w:t xml:space="preserve">  /-----------\</w:t>
+      </w:r>
+    </w:p>
     <w:tbl>
       <w:tblPr>
+        <w:tblStyle w:val="TableGrid"/>
         <w:tblW w:type="auto" w:w="0"/>
         <w:jc w:val="center"/>
+        <w:tblLayout w:type="autofit"/>
         <w:tblLook w:firstColumn="1" w:firstRow="1" w:lastColumn="0" w:lastRow="0" w:noHBand="0" w:noVBand="1" w:val="04A0"/>
       </w:tblPr>
       <w:tblGrid>
-        <w:gridCol w:w="9360"/>
+        <w:gridCol w:w="1872"/>
+        <w:gridCol w:w="1872"/>
+        <w:gridCol w:w="1872"/>
+        <w:gridCol w:w="1872"/>
+        <w:gridCol w:w="1872"/>
       </w:tblGrid>
       <w:tr>
         <w:tc>
           <w:tcPr>
-            <w:tcW w:type="dxa" w:w="9360"/>
-            <w:shd w:fill="F1F5F9"/>
+            <w:tcW w:type="dxa" w:w="1872"/>
+            <w:shd w:fill="4F46E5"/>
             <w:tcMar>
-              <w:top w:w="120" w:type="dxa"/>
-              <w:bottom w:w="120" w:type="dxa"/>
+              <w:top w:w="140" w:type="dxa"/>
+              <w:bottom w:w="140" w:type="dxa"/>
               <w:left w:w="180" w:type="dxa"/>
               <w:right w:w="180" w:type="dxa"/>
             </w:tcMar>
+            <w:vAlign w:val="center"/>
           </w:tcPr>
           <w:p>
             <w:pPr>
-              <w:spacing w:after="40" w:before="40"/>
+              <w:spacing w:before="40" w:after="40"/>
+              <w:jc w:val="left"/>
             </w:pPr>
             <w:r>
               <w:rPr>
-                <w:rFonts w:ascii="Consolas" w:hAnsi="Consolas"/>
-                <w:color w:val="1E293B"/>
-                <w:sz w:val="19"/>
-              </w:rPr>
-              <w:t xml:space="preserve">        ▲</w:t>
-              <w:br/>
-              <w:t xml:space="preserve">       / \         Tầng 3: End-to-End System Testing (Kiểm thử luồng nghiệp vụ trên Web UI)</w:t>
-              <w:br/>
-              <w:t xml:space="preserve">      /---\</w:t>
-              <w:br/>
-              <w:t xml:space="preserve">     /     \       Tầng 2: API Testing (Postman Collection v2.1 kiểm tra mã HTTP, JSON Response)</w:t>
-              <w:br/>
-              <w:t xml:space="preserve">    /-------\</w:t>
-              <w:br/>
-              <w:t xml:space="preserve">   /         \     Tầng 1: Unit &amp; Integration Testing (JUnit 5 + Mockito + MockMvc)</w:t>
-              <w:br/>
-              <w:t xml:space="preserve">  /-----------\</w:t>
-            </w:r>
-          </w:p>
-        </w:tc>
-      </w:tr>
-    </w:tbl>
-    <w:p>
-      <w:pPr>
-        <w:spacing w:after="80"/>
-      </w:pPr>
-    </w:p>
-    <w:tbl>
-      <w:tblPr>
-        <w:tblW w:type="auto" w:w="0"/>
-        <w:jc w:val="center"/>
-        <w:tblLook w:firstColumn="1" w:firstRow="1" w:lastColumn="0" w:lastRow="0" w:noHBand="0" w:noVBand="1" w:val="04A0"/>
-      </w:tblPr>
-      <w:tblGrid>
-        <w:gridCol w:w="2340"/>
-        <w:gridCol w:w="2340"/>
-        <w:gridCol w:w="2340"/>
-        <w:gridCol w:w="2340"/>
-      </w:tblGrid>
-      <w:tr>
-        <w:tc>
-          <w:tcPr>
-            <w:tcW w:type="dxa" w:w="2340"/>
-            <w:shd w:fill="1E293B"/>
-            <w:tcMar>
-              <w:top w:w="120" w:type="dxa"/>
-              <w:bottom w:w="120" w:type="dxa"/>
-              <w:left w:w="150" w:type="dxa"/>
-              <w:right w:w="150" w:type="dxa"/>
-            </w:tcMar>
-          </w:tcPr>
-          <w:p>
-            <w:pPr>
-              <w:spacing w:after="40" w:before="40"/>
-              <w:jc w:val="center"/>
-            </w:pPr>
-            <w:r>
-              <w:rPr>
-                <w:rFonts w:ascii="Times New Roman" w:hAnsi="Times New Roman"/>
+                <w:rFonts w:ascii="Segoe UI" w:hAnsi="Segoe UI"/>
                 <w:b/>
                 <w:color w:val="FFFFFF"/>
-                <w:sz w:val="21"/>
+                <w:sz w:val="20"/>
               </w:rPr>
               <w:t>Cấp độ kiểm thử</w:t>
             </w:r>
@@ -683,26 +774,27 @@
         </w:tc>
         <w:tc>
           <w:tcPr>
-            <w:tcW w:type="dxa" w:w="2340"/>
-            <w:shd w:fill="1E293B"/>
+            <w:tcW w:type="dxa" w:w="1872"/>
+            <w:shd w:fill="4F46E5"/>
             <w:tcMar>
-              <w:top w:w="120" w:type="dxa"/>
-              <w:bottom w:w="120" w:type="dxa"/>
-              <w:left w:w="150" w:type="dxa"/>
-              <w:right w:w="150" w:type="dxa"/>
+              <w:top w:w="140" w:type="dxa"/>
+              <w:bottom w:w="140" w:type="dxa"/>
+              <w:left w:w="180" w:type="dxa"/>
+              <w:right w:w="180" w:type="dxa"/>
             </w:tcMar>
+            <w:vAlign w:val="center"/>
           </w:tcPr>
           <w:p>
             <w:pPr>
-              <w:spacing w:after="40" w:before="40"/>
-              <w:jc w:val="center"/>
+              <w:spacing w:before="40" w:after="40"/>
+              <w:jc w:val="left"/>
             </w:pPr>
             <w:r>
               <w:rPr>
-                <w:rFonts w:ascii="Times New Roman" w:hAnsi="Times New Roman"/>
+                <w:rFonts w:ascii="Segoe UI" w:hAnsi="Segoe UI"/>
                 <w:b/>
                 <w:color w:val="FFFFFF"/>
-                <w:sz w:val="21"/>
+                <w:sz w:val="20"/>
               </w:rPr>
               <w:t>Công cụ thực hiện</w:t>
             </w:r>
@@ -710,26 +802,27 @@
         </w:tc>
         <w:tc>
           <w:tcPr>
-            <w:tcW w:type="dxa" w:w="2340"/>
-            <w:shd w:fill="1E293B"/>
+            <w:tcW w:type="dxa" w:w="1872"/>
+            <w:shd w:fill="4F46E5"/>
             <w:tcMar>
-              <w:top w:w="120" w:type="dxa"/>
-              <w:bottom w:w="120" w:type="dxa"/>
-              <w:left w:w="150" w:type="dxa"/>
-              <w:right w:w="150" w:type="dxa"/>
+              <w:top w:w="140" w:type="dxa"/>
+              <w:bottom w:w="140" w:type="dxa"/>
+              <w:left w:w="180" w:type="dxa"/>
+              <w:right w:w="180" w:type="dxa"/>
             </w:tcMar>
+            <w:vAlign w:val="center"/>
           </w:tcPr>
           <w:p>
             <w:pPr>
-              <w:spacing w:after="40" w:before="40"/>
-              <w:jc w:val="center"/>
+              <w:spacing w:before="40" w:after="40"/>
+              <w:jc w:val="left"/>
             </w:pPr>
             <w:r>
               <w:rPr>
-                <w:rFonts w:ascii="Times New Roman" w:hAnsi="Times New Roman"/>
+                <w:rFonts w:ascii="Segoe UI" w:hAnsi="Segoe UI"/>
                 <w:b/>
                 <w:color w:val="FFFFFF"/>
-                <w:sz w:val="21"/>
+                <w:sz w:val="20"/>
               </w:rPr>
               <w:t>Đối tượng kiểm thử</w:t>
             </w:r>
@@ -737,26 +830,55 @@
         </w:tc>
         <w:tc>
           <w:tcPr>
-            <w:tcW w:type="dxa" w:w="2340"/>
-            <w:shd w:fill="1E293B"/>
+            <w:tcW w:type="dxa" w:w="1872"/>
+            <w:shd w:fill="4F46E5"/>
             <w:tcMar>
-              <w:top w:w="120" w:type="dxa"/>
-              <w:bottom w:w="120" w:type="dxa"/>
-              <w:left w:w="150" w:type="dxa"/>
-              <w:right w:w="150" w:type="dxa"/>
+              <w:top w:w="140" w:type="dxa"/>
+              <w:bottom w:w="140" w:type="dxa"/>
+              <w:left w:w="180" w:type="dxa"/>
+              <w:right w:w="180" w:type="dxa"/>
             </w:tcMar>
+            <w:vAlign w:val="center"/>
           </w:tcPr>
           <w:p>
             <w:pPr>
-              <w:spacing w:after="40" w:before="40"/>
-              <w:jc w:val="center"/>
+              <w:spacing w:before="40" w:after="40"/>
+              <w:jc w:val="left"/>
             </w:pPr>
             <w:r>
               <w:rPr>
-                <w:rFonts w:ascii="Times New Roman" w:hAnsi="Times New Roman"/>
+                <w:rFonts w:ascii="Segoe UI" w:hAnsi="Segoe UI"/>
                 <w:b/>
                 <w:color w:val="FFFFFF"/>
-                <w:sz w:val="21"/>
+                <w:sz w:val="20"/>
+              </w:rPr>
+              <w:t>Quy mô</w:t>
+            </w:r>
+          </w:p>
+        </w:tc>
+        <w:tc>
+          <w:tcPr>
+            <w:tcW w:type="dxa" w:w="1872"/>
+            <w:shd w:fill="4F46E5"/>
+            <w:tcMar>
+              <w:top w:w="140" w:type="dxa"/>
+              <w:bottom w:w="140" w:type="dxa"/>
+              <w:left w:w="180" w:type="dxa"/>
+              <w:right w:w="180" w:type="dxa"/>
+            </w:tcMar>
+            <w:vAlign w:val="center"/>
+          </w:tcPr>
+          <w:p>
+            <w:pPr>
+              <w:spacing w:before="40" w:after="40"/>
+              <w:jc w:val="left"/>
+            </w:pPr>
+            <w:r>
+              <w:rPr>
+                <w:rFonts w:ascii="Segoe UI" w:hAnsi="Segoe UI"/>
+                <w:b/>
+                <w:color w:val="FFFFFF"/>
+                <w:sz w:val="20"/>
               </w:rPr>
               <w:t>Tiêu chí thành công</w:t>
             </w:r>
@@ -766,158 +888,133 @@
       <w:tr>
         <w:tc>
           <w:tcPr>
-            <w:tcW w:type="dxa" w:w="2340"/>
+            <w:tcW w:type="dxa" w:w="1872"/>
             <w:shd w:fill="FFFFFF"/>
             <w:tcMar>
-              <w:top w:w="100" w:type="dxa"/>
-              <w:bottom w:w="100" w:type="dxa"/>
-              <w:left w:w="120" w:type="dxa"/>
-              <w:right w:w="120" w:type="dxa"/>
+              <w:top w:w="120" w:type="dxa"/>
+              <w:bottom w:w="120" w:type="dxa"/>
+              <w:left w:w="160" w:type="dxa"/>
+              <w:right w:w="160" w:type="dxa"/>
             </w:tcMar>
+            <w:vAlign w:val="center"/>
           </w:tcPr>
           <w:p>
             <w:pPr>
-              <w:spacing w:after="40" w:before="40"/>
+              <w:spacing w:before="20" w:after="20" w:line="276" w:lineRule="auto"/>
             </w:pPr>
             <w:r>
               <w:rPr>
-                <w:rFonts w:ascii="Times New Roman" w:hAnsi="Times New Roman"/>
                 <w:b/>
-                <w:sz w:val="20"/>
               </w:rPr>
-              <w:t>Unit Test</w:t>
+              <w:t>Unit &amp; Integration Test</w:t>
             </w:r>
           </w:p>
         </w:tc>
         <w:tc>
           <w:tcPr>
-            <w:tcW w:type="dxa" w:w="2340"/>
+            <w:tcW w:type="dxa" w:w="1872"/>
             <w:shd w:fill="FFFFFF"/>
             <w:tcMar>
-              <w:top w:w="100" w:type="dxa"/>
-              <w:bottom w:w="100" w:type="dxa"/>
-              <w:left w:w="120" w:type="dxa"/>
-              <w:right w:w="120" w:type="dxa"/>
+              <w:top w:w="120" w:type="dxa"/>
+              <w:bottom w:w="120" w:type="dxa"/>
+              <w:left w:w="160" w:type="dxa"/>
+              <w:right w:w="160" w:type="dxa"/>
             </w:tcMar>
+            <w:vAlign w:val="center"/>
           </w:tcPr>
           <w:p>
             <w:pPr>
-              <w:spacing w:after="40" w:before="40"/>
+              <w:spacing w:before="20" w:after="20" w:line="276" w:lineRule="auto"/>
             </w:pPr>
             <w:r>
               <w:rPr>
-                <w:rFonts w:ascii="Times New Roman" w:hAnsi="Times New Roman"/>
-                <w:sz w:val="20"/>
+                <w:rFonts w:ascii="Segoe UI" w:hAnsi="Segoe UI"/>
+                <w:sz w:val="19"/>
               </w:rPr>
-              <w:t>JUnit 5, Mockito</w:t>
+              <w:t>JUnit 5, Mockito, SpringBootTest</w:t>
             </w:r>
           </w:p>
         </w:tc>
         <w:tc>
           <w:tcPr>
-            <w:tcW w:type="dxa" w:w="2340"/>
+            <w:tcW w:type="dxa" w:w="1872"/>
             <w:shd w:fill="FFFFFF"/>
             <w:tcMar>
-              <w:top w:w="100" w:type="dxa"/>
-              <w:bottom w:w="100" w:type="dxa"/>
-              <w:left w:w="120" w:type="dxa"/>
-              <w:right w:w="120" w:type="dxa"/>
+              <w:top w:w="120" w:type="dxa"/>
+              <w:bottom w:w="120" w:type="dxa"/>
+              <w:left w:w="160" w:type="dxa"/>
+              <w:right w:w="160" w:type="dxa"/>
             </w:tcMar>
+            <w:vAlign w:val="center"/>
           </w:tcPr>
           <w:p>
             <w:pPr>
-              <w:spacing w:after="40" w:before="40"/>
+              <w:spacing w:before="20" w:after="20" w:line="276" w:lineRule="auto"/>
             </w:pPr>
             <w:r>
               <w:rPr>
-                <w:rFonts w:ascii="Times New Roman" w:hAnsi="Times New Roman"/>
-                <w:sz w:val="20"/>
+                <w:rFonts w:ascii="Segoe UI" w:hAnsi="Segoe UI"/>
+                <w:sz w:val="19"/>
               </w:rPr>
-              <w:t>Logic nghiệp vụ tại tầng Service (</w:t>
-            </w:r>
-            <w:r>
-              <w:rPr>
-                <w:rFonts w:ascii="Times New Roman" w:hAnsi="Times New Roman"/>
-                <w:color w:val="B42828"/>
-                <w:sz w:val="20"/>
-              </w:rPr>
-              <w:t>JobServiceTest</w:t>
-            </w:r>
-            <w:r>
-              <w:rPr>
-                <w:rFonts w:ascii="Times New Roman" w:hAnsi="Times New Roman"/>
-                <w:sz w:val="20"/>
-              </w:rPr>
-              <w:t xml:space="preserve">, </w:t>
-            </w:r>
-            <w:r>
-              <w:rPr>
-                <w:rFonts w:ascii="Times New Roman" w:hAnsi="Times New Roman"/>
-                <w:color w:val="B42828"/>
-                <w:sz w:val="20"/>
-              </w:rPr>
-              <w:t>ApplicationServiceTest</w:t>
-            </w:r>
-            <w:r>
-              <w:rPr>
-                <w:rFonts w:ascii="Times New Roman" w:hAnsi="Times New Roman"/>
-                <w:sz w:val="20"/>
-              </w:rPr>
-              <w:t xml:space="preserve">, </w:t>
-            </w:r>
-            <w:r>
-              <w:rPr>
-                <w:rFonts w:ascii="Times New Roman" w:hAnsi="Times New Roman"/>
-                <w:color w:val="B42828"/>
-                <w:sz w:val="20"/>
-              </w:rPr>
-              <w:t>ReviewServiceTest</w:t>
-            </w:r>
-            <w:r>
-              <w:rPr>
-                <w:rFonts w:ascii="Times New Roman" w:hAnsi="Times New Roman"/>
-                <w:sz w:val="20"/>
-              </w:rPr>
-              <w:t xml:space="preserve">, </w:t>
-            </w:r>
-            <w:r>
-              <w:rPr>
-                <w:rFonts w:ascii="Times New Roman" w:hAnsi="Times New Roman"/>
-                <w:color w:val="B42828"/>
-                <w:sz w:val="20"/>
-              </w:rPr>
-              <w:t>AuthServiceTest</w:t>
-            </w:r>
-            <w:r>
-              <w:rPr>
-                <w:rFonts w:ascii="Times New Roman" w:hAnsi="Times New Roman"/>
-                <w:sz w:val="20"/>
-              </w:rPr>
-              <w:t>)</w:t>
+              <w:t>Logic nghiệp vụ tại Service &amp; REST Controller</w:t>
             </w:r>
           </w:p>
         </w:tc>
         <w:tc>
           <w:tcPr>
-            <w:tcW w:type="dxa" w:w="2340"/>
+            <w:tcW w:type="dxa" w:w="1872"/>
             <w:shd w:fill="FFFFFF"/>
             <w:tcMar>
-              <w:top w:w="100" w:type="dxa"/>
-              <w:bottom w:w="100" w:type="dxa"/>
-              <w:left w:w="120" w:type="dxa"/>
-              <w:right w:w="120" w:type="dxa"/>
+              <w:top w:w="120" w:type="dxa"/>
+              <w:bottom w:w="120" w:type="dxa"/>
+              <w:left w:w="160" w:type="dxa"/>
+              <w:right w:w="160" w:type="dxa"/>
             </w:tcMar>
+            <w:vAlign w:val="center"/>
           </w:tcPr>
           <w:p>
             <w:pPr>
-              <w:spacing w:after="40" w:before="40"/>
+              <w:spacing w:before="20" w:after="20" w:line="276" w:lineRule="auto"/>
             </w:pPr>
             <w:r>
               <w:rPr>
-                <w:rFonts w:ascii="Times New Roman" w:hAnsi="Times New Roman"/>
-                <w:sz w:val="20"/>
+                <w:rFonts w:ascii="Segoe UI" w:hAnsi="Segoe UI"/>
+                <w:sz w:val="19"/>
               </w:rPr>
-              <w:t>Toàn bộ Assertion khớp kết quả mong đợi, không có lỗi ném ra bất thường.</w:t>
+              <w:t>45 tests</w:t>
+            </w:r>
+          </w:p>
+        </w:tc>
+        <w:tc>
+          <w:tcPr>
+            <w:tcW w:type="dxa" w:w="1872"/>
+            <w:shd w:fill="FFFFFF"/>
+            <w:tcMar>
+              <w:top w:w="120" w:type="dxa"/>
+              <w:bottom w:w="120" w:type="dxa"/>
+              <w:left w:w="160" w:type="dxa"/>
+              <w:right w:w="160" w:type="dxa"/>
+            </w:tcMar>
+            <w:vAlign w:val="center"/>
+          </w:tcPr>
+          <w:p>
+            <w:pPr>
+              <w:spacing w:before="20" w:after="20" w:line="276" w:lineRule="auto"/>
+            </w:pPr>
+            <w:r>
+              <w:rPr>
+                <w:rFonts w:ascii="Consolas" w:hAnsi="Consolas"/>
+                <w:color w:val="B42828"/>
+                <w:sz w:val="19"/>
+              </w:rPr>
+              <w:t>BUILD SUCCESS</w:t>
+            </w:r>
+            <w:r>
+              <w:rPr>
+                <w:rFonts w:ascii="Segoe UI" w:hAnsi="Segoe UI"/>
+                <w:sz w:val="19"/>
+              </w:rPr>
+              <w:t>, 0 failure, 0 error</w:t>
             </w:r>
           </w:p>
         </w:tc>
@@ -925,143 +1022,125 @@
       <w:tr>
         <w:tc>
           <w:tcPr>
-            <w:tcW w:type="dxa" w:w="2340"/>
+            <w:tcW w:type="dxa" w:w="1872"/>
             <w:shd w:fill="F8FAFC"/>
             <w:tcMar>
-              <w:top w:w="100" w:type="dxa"/>
-              <w:bottom w:w="100" w:type="dxa"/>
-              <w:left w:w="120" w:type="dxa"/>
-              <w:right w:w="120" w:type="dxa"/>
+              <w:top w:w="120" w:type="dxa"/>
+              <w:bottom w:w="120" w:type="dxa"/>
+              <w:left w:w="160" w:type="dxa"/>
+              <w:right w:w="160" w:type="dxa"/>
             </w:tcMar>
+            <w:vAlign w:val="center"/>
           </w:tcPr>
           <w:p>
             <w:pPr>
-              <w:spacing w:after="40" w:before="40"/>
+              <w:spacing w:before="20" w:after="20" w:line="276" w:lineRule="auto"/>
             </w:pPr>
             <w:r>
               <w:rPr>
-                <w:rFonts w:ascii="Times New Roman" w:hAnsi="Times New Roman"/>
                 <w:b/>
-                <w:sz w:val="20"/>
               </w:rPr>
-              <w:t>Integration Test</w:t>
+              <w:t>API Regression Test</w:t>
             </w:r>
           </w:p>
         </w:tc>
         <w:tc>
           <w:tcPr>
-            <w:tcW w:type="dxa" w:w="2340"/>
+            <w:tcW w:type="dxa" w:w="1872"/>
             <w:shd w:fill="F8FAFC"/>
             <w:tcMar>
-              <w:top w:w="100" w:type="dxa"/>
-              <w:bottom w:w="100" w:type="dxa"/>
-              <w:left w:w="120" w:type="dxa"/>
-              <w:right w:w="120" w:type="dxa"/>
+              <w:top w:w="120" w:type="dxa"/>
+              <w:bottom w:w="120" w:type="dxa"/>
+              <w:left w:w="160" w:type="dxa"/>
+              <w:right w:w="160" w:type="dxa"/>
             </w:tcMar>
+            <w:vAlign w:val="center"/>
           </w:tcPr>
           <w:p>
             <w:pPr>
-              <w:spacing w:after="40" w:before="40"/>
+              <w:spacing w:before="20" w:after="20" w:line="276" w:lineRule="auto"/>
             </w:pPr>
             <w:r>
               <w:rPr>
-                <w:rFonts w:ascii="Times New Roman" w:hAnsi="Times New Roman"/>
-                <w:sz w:val="20"/>
+                <w:rFonts w:ascii="Segoe UI" w:hAnsi="Segoe UI"/>
+                <w:sz w:val="19"/>
               </w:rPr>
-              <w:t>Spring Boot Test, MockMvc</w:t>
+              <w:t>Postman v2.1, Newman, Python</w:t>
             </w:r>
           </w:p>
         </w:tc>
         <w:tc>
           <w:tcPr>
-            <w:tcW w:type="dxa" w:w="2340"/>
+            <w:tcW w:type="dxa" w:w="1872"/>
             <w:shd w:fill="F8FAFC"/>
             <w:tcMar>
-              <w:top w:w="100" w:type="dxa"/>
-              <w:bottom w:w="100" w:type="dxa"/>
-              <w:left w:w="120" w:type="dxa"/>
-              <w:right w:w="120" w:type="dxa"/>
+              <w:top w:w="120" w:type="dxa"/>
+              <w:bottom w:w="120" w:type="dxa"/>
+              <w:left w:w="160" w:type="dxa"/>
+              <w:right w:w="160" w:type="dxa"/>
             </w:tcMar>
+            <w:vAlign w:val="center"/>
           </w:tcPr>
           <w:p>
             <w:pPr>
-              <w:spacing w:after="40" w:before="40"/>
+              <w:spacing w:before="20" w:after="20" w:line="276" w:lineRule="auto"/>
             </w:pPr>
             <w:r>
               <w:rPr>
-                <w:rFonts w:ascii="Times New Roman" w:hAnsi="Times New Roman"/>
-                <w:sz w:val="20"/>
+                <w:rFonts w:ascii="Segoe UI" w:hAnsi="Segoe UI"/>
+                <w:sz w:val="19"/>
               </w:rPr>
-              <w:t>Tầng Controller (</w:t>
-            </w:r>
-            <w:r>
-              <w:rPr>
-                <w:rFonts w:ascii="Times New Roman" w:hAnsi="Times New Roman"/>
-                <w:color w:val="B42828"/>
-                <w:sz w:val="20"/>
-              </w:rPr>
-              <w:t>AuthControllerTest</w:t>
-            </w:r>
-            <w:r>
-              <w:rPr>
-                <w:rFonts w:ascii="Times New Roman" w:hAnsi="Times New Roman"/>
-                <w:sz w:val="20"/>
-              </w:rPr>
-              <w:t xml:space="preserve">, </w:t>
-            </w:r>
-            <w:r>
-              <w:rPr>
-                <w:rFonts w:ascii="Times New Roman" w:hAnsi="Times New Roman"/>
-                <w:color w:val="B42828"/>
-                <w:sz w:val="20"/>
-              </w:rPr>
-              <w:t>JobControllerTest</w:t>
-            </w:r>
-            <w:r>
-              <w:rPr>
-                <w:rFonts w:ascii="Times New Roman" w:hAnsi="Times New Roman"/>
-                <w:sz w:val="20"/>
-              </w:rPr>
-              <w:t xml:space="preserve">, </w:t>
-            </w:r>
-            <w:r>
-              <w:rPr>
-                <w:rFonts w:ascii="Times New Roman" w:hAnsi="Times New Roman"/>
-                <w:color w:val="B42828"/>
-                <w:sz w:val="20"/>
-              </w:rPr>
-              <w:t>ApplicationControllerTest</w:t>
-            </w:r>
-            <w:r>
-              <w:rPr>
-                <w:rFonts w:ascii="Times New Roman" w:hAnsi="Times New Roman"/>
-                <w:sz w:val="20"/>
-              </w:rPr>
-              <w:t>)</w:t>
+              <w:t>Toàn bộ 15 kịch bản REST API hoàn chỉnh</w:t>
             </w:r>
           </w:p>
         </w:tc>
         <w:tc>
           <w:tcPr>
-            <w:tcW w:type="dxa" w:w="2340"/>
+            <w:tcW w:type="dxa" w:w="1872"/>
             <w:shd w:fill="F8FAFC"/>
             <w:tcMar>
-              <w:top w:w="100" w:type="dxa"/>
-              <w:bottom w:w="100" w:type="dxa"/>
-              <w:left w:w="120" w:type="dxa"/>
-              <w:right w:w="120" w:type="dxa"/>
+              <w:top w:w="120" w:type="dxa"/>
+              <w:bottom w:w="120" w:type="dxa"/>
+              <w:left w:w="160" w:type="dxa"/>
+              <w:right w:w="160" w:type="dxa"/>
             </w:tcMar>
+            <w:vAlign w:val="center"/>
           </w:tcPr>
           <w:p>
             <w:pPr>
-              <w:spacing w:after="40" w:before="40"/>
+              <w:spacing w:before="20" w:after="20" w:line="276" w:lineRule="auto"/>
             </w:pPr>
             <w:r>
               <w:rPr>
-                <w:rFonts w:ascii="Times New Roman" w:hAnsi="Times New Roman"/>
-                <w:sz w:val="20"/>
+                <w:rFonts w:ascii="Segoe UI" w:hAnsi="Segoe UI"/>
+                <w:sz w:val="19"/>
               </w:rPr>
-              <w:t>Kiểm tra chính xác mã HTTP (200, 201, 400, 403), JSON payload hợp lệ.</w:t>
+              <w:t>15 tests</w:t>
+            </w:r>
+          </w:p>
+        </w:tc>
+        <w:tc>
+          <w:tcPr>
+            <w:tcW w:type="dxa" w:w="1872"/>
+            <w:shd w:fill="F8FAFC"/>
+            <w:tcMar>
+              <w:top w:w="120" w:type="dxa"/>
+              <w:bottom w:w="120" w:type="dxa"/>
+              <w:left w:w="160" w:type="dxa"/>
+              <w:right w:w="160" w:type="dxa"/>
+            </w:tcMar>
+            <w:vAlign w:val="center"/>
+          </w:tcPr>
+          <w:p>
+            <w:pPr>
+              <w:spacing w:before="20" w:after="20" w:line="276" w:lineRule="auto"/>
+            </w:pPr>
+            <w:r>
+              <w:rPr>
+                <w:rFonts w:ascii="Segoe UI" w:hAnsi="Segoe UI"/>
+                <w:sz w:val="19"/>
+              </w:rPr>
+              <w:t>100% assertions trong script Pass</w:t>
             </w:r>
           </w:p>
         </w:tc>
@@ -1069,98 +1148,125 @@
       <w:tr>
         <w:tc>
           <w:tcPr>
-            <w:tcW w:type="dxa" w:w="2340"/>
+            <w:tcW w:type="dxa" w:w="1872"/>
             <w:shd w:fill="FFFFFF"/>
             <w:tcMar>
-              <w:top w:w="100" w:type="dxa"/>
-              <w:bottom w:w="100" w:type="dxa"/>
-              <w:left w:w="120" w:type="dxa"/>
-              <w:right w:w="120" w:type="dxa"/>
+              <w:top w:w="120" w:type="dxa"/>
+              <w:bottom w:w="120" w:type="dxa"/>
+              <w:left w:w="160" w:type="dxa"/>
+              <w:right w:w="160" w:type="dxa"/>
             </w:tcMar>
+            <w:vAlign w:val="center"/>
           </w:tcPr>
           <w:p>
             <w:pPr>
-              <w:spacing w:after="40" w:before="40"/>
+              <w:spacing w:before="20" w:after="20" w:line="276" w:lineRule="auto"/>
             </w:pPr>
             <w:r>
               <w:rPr>
-                <w:rFonts w:ascii="Times New Roman" w:hAnsi="Times New Roman"/>
                 <w:b/>
-                <w:sz w:val="20"/>
               </w:rPr>
-              <w:t>API Test</w:t>
+              <w:t>System / E2E Web Test</w:t>
             </w:r>
           </w:p>
         </w:tc>
         <w:tc>
           <w:tcPr>
-            <w:tcW w:type="dxa" w:w="2340"/>
+            <w:tcW w:type="dxa" w:w="1872"/>
             <w:shd w:fill="FFFFFF"/>
             <w:tcMar>
-              <w:top w:w="100" w:type="dxa"/>
-              <w:bottom w:w="100" w:type="dxa"/>
-              <w:left w:w="120" w:type="dxa"/>
-              <w:right w:w="120" w:type="dxa"/>
+              <w:top w:w="120" w:type="dxa"/>
+              <w:bottom w:w="120" w:type="dxa"/>
+              <w:left w:w="160" w:type="dxa"/>
+              <w:right w:w="160" w:type="dxa"/>
             </w:tcMar>
+            <w:vAlign w:val="center"/>
           </w:tcPr>
           <w:p>
             <w:pPr>
-              <w:spacing w:after="40" w:before="40"/>
+              <w:spacing w:before="20" w:after="20" w:line="276" w:lineRule="auto"/>
             </w:pPr>
             <w:r>
               <w:rPr>
-                <w:rFonts w:ascii="Times New Roman" w:hAnsi="Times New Roman"/>
-                <w:sz w:val="20"/>
+                <w:rFonts w:ascii="Segoe UI" w:hAnsi="Segoe UI"/>
+                <w:sz w:val="19"/>
               </w:rPr>
-              <w:t>Postman v2.1, Newman</w:t>
+              <w:t>Trình duyệt Chrome / Edge</w:t>
             </w:r>
           </w:p>
         </w:tc>
         <w:tc>
           <w:tcPr>
-            <w:tcW w:type="dxa" w:w="2340"/>
+            <w:tcW w:type="dxa" w:w="1872"/>
             <w:shd w:fill="FFFFFF"/>
             <w:tcMar>
-              <w:top w:w="100" w:type="dxa"/>
-              <w:bottom w:w="100" w:type="dxa"/>
-              <w:left w:w="120" w:type="dxa"/>
-              <w:right w:w="120" w:type="dxa"/>
+              <w:top w:w="120" w:type="dxa"/>
+              <w:bottom w:w="120" w:type="dxa"/>
+              <w:left w:w="160" w:type="dxa"/>
+              <w:right w:w="160" w:type="dxa"/>
             </w:tcMar>
+            <w:vAlign w:val="center"/>
           </w:tcPr>
           <w:p>
             <w:pPr>
-              <w:spacing w:after="40" w:before="40"/>
+              <w:spacing w:before="20" w:after="20" w:line="276" w:lineRule="auto"/>
             </w:pPr>
             <w:r>
               <w:rPr>
-                <w:rFonts w:ascii="Times New Roman" w:hAnsi="Times New Roman"/>
-                <w:sz w:val="20"/>
+                <w:rFonts w:ascii="Segoe UI" w:hAnsi="Segoe UI"/>
+                <w:sz w:val="19"/>
               </w:rPr>
-              <w:t>Toàn bộ 18 kịch bản REST API hoàn chỉnh</w:t>
+              <w:t>Luồng nghiệp vụ từ đầu đến cuối trên React Web</w:t>
             </w:r>
           </w:p>
         </w:tc>
         <w:tc>
           <w:tcPr>
-            <w:tcW w:type="dxa" w:w="2340"/>
+            <w:tcW w:type="dxa" w:w="1872"/>
             <w:shd w:fill="FFFFFF"/>
             <w:tcMar>
-              <w:top w:w="100" w:type="dxa"/>
-              <w:bottom w:w="100" w:type="dxa"/>
-              <w:left w:w="120" w:type="dxa"/>
-              <w:right w:w="120" w:type="dxa"/>
+              <w:top w:w="120" w:type="dxa"/>
+              <w:bottom w:w="120" w:type="dxa"/>
+              <w:left w:w="160" w:type="dxa"/>
+              <w:right w:w="160" w:type="dxa"/>
             </w:tcMar>
+            <w:vAlign w:val="center"/>
           </w:tcPr>
           <w:p>
             <w:pPr>
-              <w:spacing w:after="40" w:before="40"/>
+              <w:spacing w:before="20" w:after="20" w:line="276" w:lineRule="auto"/>
             </w:pPr>
             <w:r>
               <w:rPr>
-                <w:rFonts w:ascii="Times New Roman" w:hAnsi="Times New Roman"/>
-                <w:sz w:val="20"/>
+                <w:rFonts w:ascii="Segoe UI" w:hAnsi="Segoe UI"/>
+                <w:sz w:val="19"/>
               </w:rPr>
-              <w:t>100% các bài test trong Script (pm.test) đều Pass.</w:t>
+              <w:t>10 tests</w:t>
+            </w:r>
+          </w:p>
+        </w:tc>
+        <w:tc>
+          <w:tcPr>
+            <w:tcW w:type="dxa" w:w="1872"/>
+            <w:shd w:fill="FFFFFF"/>
+            <w:tcMar>
+              <w:top w:w="120" w:type="dxa"/>
+              <w:bottom w:w="120" w:type="dxa"/>
+              <w:left w:w="160" w:type="dxa"/>
+              <w:right w:w="160" w:type="dxa"/>
+            </w:tcMar>
+            <w:vAlign w:val="center"/>
+          </w:tcPr>
+          <w:p>
+            <w:pPr>
+              <w:spacing w:before="20" w:after="20" w:line="276" w:lineRule="auto"/>
+            </w:pPr>
+            <w:r>
+              <w:rPr>
+                <w:rFonts w:ascii="Segoe UI" w:hAnsi="Segoe UI"/>
+                <w:sz w:val="19"/>
+              </w:rPr>
+              <w:t>Hoàn tất toàn bộ chu trình nghiệp vụ khép kín</w:t>
             </w:r>
           </w:p>
         </w:tc>
@@ -1168,98 +1274,109 @@
       <w:tr>
         <w:tc>
           <w:tcPr>
-            <w:tcW w:type="dxa" w:w="2340"/>
+            <w:tcW w:type="dxa" w:w="1872"/>
             <w:shd w:fill="F8FAFC"/>
             <w:tcMar>
-              <w:top w:w="100" w:type="dxa"/>
-              <w:bottom w:w="100" w:type="dxa"/>
-              <w:left w:w="120" w:type="dxa"/>
-              <w:right w:w="120" w:type="dxa"/>
+              <w:top w:w="120" w:type="dxa"/>
+              <w:bottom w:w="120" w:type="dxa"/>
+              <w:left w:w="160" w:type="dxa"/>
+              <w:right w:w="160" w:type="dxa"/>
             </w:tcMar>
+            <w:vAlign w:val="center"/>
           </w:tcPr>
           <w:p>
             <w:pPr>
-              <w:spacing w:after="40" w:before="40"/>
+              <w:spacing w:before="20" w:after="20" w:line="276" w:lineRule="auto"/>
             </w:pPr>
             <w:r>
               <w:rPr>
-                <w:rFonts w:ascii="Times New Roman" w:hAnsi="Times New Roman"/>
                 <w:b/>
-                <w:sz w:val="20"/>
               </w:rPr>
-              <w:t>System / E2E Test</w:t>
+              <w:t>Tổng cộng</w:t>
             </w:r>
           </w:p>
         </w:tc>
         <w:tc>
           <w:tcPr>
-            <w:tcW w:type="dxa" w:w="2340"/>
+            <w:tcW w:type="dxa" w:w="1872"/>
             <w:shd w:fill="F8FAFC"/>
             <w:tcMar>
-              <w:top w:w="100" w:type="dxa"/>
-              <w:bottom w:w="100" w:type="dxa"/>
-              <w:left w:w="120" w:type="dxa"/>
-              <w:right w:w="120" w:type="dxa"/>
+              <w:top w:w="120" w:type="dxa"/>
+              <w:bottom w:w="120" w:type="dxa"/>
+              <w:left w:w="160" w:type="dxa"/>
+              <w:right w:w="160" w:type="dxa"/>
             </w:tcMar>
+            <w:vAlign w:val="center"/>
           </w:tcPr>
           <w:p>
             <w:pPr>
-              <w:spacing w:after="40" w:before="40"/>
+              <w:spacing w:before="20" w:after="20" w:line="276" w:lineRule="auto"/>
+            </w:pPr>
+          </w:p>
+        </w:tc>
+        <w:tc>
+          <w:tcPr>
+            <w:tcW w:type="dxa" w:w="1872"/>
+            <w:shd w:fill="F8FAFC"/>
+            <w:tcMar>
+              <w:top w:w="120" w:type="dxa"/>
+              <w:bottom w:w="120" w:type="dxa"/>
+              <w:left w:w="160" w:type="dxa"/>
+              <w:right w:w="160" w:type="dxa"/>
+            </w:tcMar>
+            <w:vAlign w:val="center"/>
+          </w:tcPr>
+          <w:p>
+            <w:pPr>
+              <w:spacing w:before="20" w:after="20" w:line="276" w:lineRule="auto"/>
+            </w:pPr>
+          </w:p>
+        </w:tc>
+        <w:tc>
+          <w:tcPr>
+            <w:tcW w:type="dxa" w:w="1872"/>
+            <w:shd w:fill="F8FAFC"/>
+            <w:tcMar>
+              <w:top w:w="120" w:type="dxa"/>
+              <w:bottom w:w="120" w:type="dxa"/>
+              <w:left w:w="160" w:type="dxa"/>
+              <w:right w:w="160" w:type="dxa"/>
+            </w:tcMar>
+            <w:vAlign w:val="center"/>
+          </w:tcPr>
+          <w:p>
+            <w:pPr>
+              <w:spacing w:before="20" w:after="20" w:line="276" w:lineRule="auto"/>
             </w:pPr>
             <w:r>
               <w:rPr>
-                <w:rFonts w:ascii="Times New Roman" w:hAnsi="Times New Roman"/>
-                <w:sz w:val="20"/>
+                <w:b/>
               </w:rPr>
-              <w:t>Trình duyệt Web (Chrome/Edge)</w:t>
+              <w:t>70 tests</w:t>
             </w:r>
           </w:p>
         </w:tc>
         <w:tc>
           <w:tcPr>
-            <w:tcW w:type="dxa" w:w="2340"/>
+            <w:tcW w:type="dxa" w:w="1872"/>
             <w:shd w:fill="F8FAFC"/>
             <w:tcMar>
-              <w:top w:w="100" w:type="dxa"/>
-              <w:bottom w:w="100" w:type="dxa"/>
-              <w:left w:w="120" w:type="dxa"/>
-              <w:right w:w="120" w:type="dxa"/>
+              <w:top w:w="120" w:type="dxa"/>
+              <w:bottom w:w="120" w:type="dxa"/>
+              <w:left w:w="160" w:type="dxa"/>
+              <w:right w:w="160" w:type="dxa"/>
             </w:tcMar>
+            <w:vAlign w:val="center"/>
           </w:tcPr>
           <w:p>
             <w:pPr>
-              <w:spacing w:after="40" w:before="40"/>
+              <w:spacing w:before="20" w:after="20" w:line="276" w:lineRule="auto"/>
             </w:pPr>
             <w:r>
               <w:rPr>
-                <w:rFonts w:ascii="Times New Roman" w:hAnsi="Times New Roman"/>
-                <w:sz w:val="20"/>
+                <w:b/>
               </w:rPr>
-              <w:t>Luồng nghiệp vụ từ đầu đến cuối trên giao diện React Web</w:t>
-            </w:r>
-          </w:p>
-        </w:tc>
-        <w:tc>
-          <w:tcPr>
-            <w:tcW w:type="dxa" w:w="2340"/>
-            <w:shd w:fill="F8FAFC"/>
-            <w:tcMar>
-              <w:top w:w="100" w:type="dxa"/>
-              <w:bottom w:w="100" w:type="dxa"/>
-              <w:left w:w="120" w:type="dxa"/>
-              <w:right w:w="120" w:type="dxa"/>
-            </w:tcMar>
-          </w:tcPr>
-          <w:p>
-            <w:pPr>
-              <w:spacing w:after="40" w:before="40"/>
-            </w:pPr>
-            <w:r>
-              <w:rPr>
-                <w:rFonts w:ascii="Times New Roman" w:hAnsi="Times New Roman"/>
-                <w:sz w:val="20"/>
-              </w:rPr>
-              <w:t>Hoàn thành trọn vẹn chu trình: Đăng tin ➔ Nộp CV ➔ Duyệt đơn ➔ Hoàn thành ➔ Đánh giá.</w:t>
+              <w:t>100% PASS</w:t>
             </w:r>
           </w:p>
         </w:tc>
@@ -1267,166 +1384,368 @@
     </w:tbl>
     <w:p>
       <w:pPr>
-        <w:spacing w:after="120"/>
+        <w:spacing w:after="160"/>
       </w:pPr>
     </w:p>
     <w:p>
       <w:pPr>
-        <w:spacing w:after="120" w:before="120"/>
+        <w:spacing w:before="120" w:after="120"/>
+        <w:pBdr>
+          <w:bottom w:val="single" w:sz="12" w:space="1" w:color="CBD5E1"/>
+        </w:pBdr>
+      </w:pPr>
+    </w:p>
+    <w:p>
+      <w:pPr>
+        <w:pStyle w:val="Heading2"/>
+        <w:spacing w:before="280" w:after="120"/>
       </w:pPr>
       <w:r>
         <w:rPr>
-          <w:color w:val="C8CDD7"/>
+          <w:rFonts w:ascii="Segoe UI" w:hAnsi="Segoe UI"/>
+          <w:b/>
+          <w:color w:val="4F46E5"/>
+          <w:sz w:val="28"/>
         </w:rPr>
-        <w:t>—————————————————————————————————————————————</w:t>
+        <w:t>4. KỊCH BẢN KIỂM THỬ TỰ ĐỘNG HÓA (AUTOMATED TEST SCRIPTS)</w:t>
       </w:r>
     </w:p>
     <w:p>
       <w:pPr>
-        <w:pStyle w:val="Heading2"/>
-        <w:spacing w:before="200" w:after="80"/>
+        <w:spacing w:before="40" w:after="80" w:line="288" w:lineRule="auto"/>
       </w:pPr>
       <w:r>
         <w:rPr>
-          <w:rFonts w:ascii="Times New Roman" w:hAnsi="Times New Roman"/>
-          <w:b/>
-          <w:color w:val="1E3A8A"/>
-          <w:sz w:val="28"/>
+          <w:rFonts w:ascii="Segoe UI" w:hAnsi="Segoe UI"/>
+          <w:sz w:val="21"/>
         </w:rPr>
-        <w:t>4. TIÊU CHÍ NGHIỆM THU (EXIT CRITERIA)</w:t>
+        <w:t>Nhằm tối ưu thời gian kiểm thử và đảm bảo tính lặp lại (Reproducibility), dự án đóng gói 3 script kiểm thử 1-Click:</w:t>
       </w:r>
     </w:p>
     <w:p>
       <w:pPr>
-        <w:pStyle w:val="ListNumber"/>
-        <w:spacing w:after="60" w:before="0"/>
+        <w:spacing w:before="40" w:after="40" w:line="276" w:lineRule="auto"/>
+        <w:ind w:left="360"/>
       </w:pPr>
       <w:r>
         <w:rPr>
-          <w:rFonts w:ascii="Times New Roman" w:hAnsi="Times New Roman"/>
-          <w:sz w:val="22"/>
+          <w:rFonts w:ascii="Segoe UI" w:hAnsi="Segoe UI"/>
+          <w:sz w:val="20"/>
         </w:rPr>
-        <w:t xml:space="preserve">100% các ca kiểm thử được thiết kế trong </w:t>
+        <w:t xml:space="preserve">1. </w:t>
       </w:r>
       <w:r>
         <w:rPr>
-          <w:rFonts w:ascii="Times New Roman" w:hAnsi="Times New Roman"/>
+          <w:rFonts w:ascii="Consolas" w:hAnsi="Consolas"/>
           <w:color w:val="B42828"/>
-          <w:sz w:val="22"/>
+          <w:sz w:val="19"/>
         </w:rPr>
-        <w:t>test-cases.xlsx</w:t>
+        <w:t>test_sprint1_demo.bat</w:t>
       </w:r>
       <w:r>
         <w:rPr>
-          <w:rFonts w:ascii="Times New Roman" w:hAnsi="Times New Roman"/>
-          <w:sz w:val="22"/>
+          <w:rFonts w:ascii="Segoe UI" w:hAnsi="Segoe UI"/>
+          <w:sz w:val="20"/>
         </w:rPr>
-        <w:t xml:space="preserve"> và kịch bản Postman đều được thực thi và đạt kết quả PASS.</w:t>
+        <w:t xml:space="preserve"> (chạy </w:t>
+      </w:r>
+      <w:r>
+        <w:rPr>
+          <w:rFonts w:ascii="Consolas" w:hAnsi="Consolas"/>
+          <w:color w:val="B42828"/>
+          <w:sz w:val="19"/>
+        </w:rPr>
+        <w:t>dataset/test_sprint1_demo.py</w:t>
+      </w:r>
+      <w:r>
+        <w:rPr>
+          <w:rFonts w:ascii="Segoe UI" w:hAnsi="Segoe UI"/>
+          <w:sz w:val="20"/>
+        </w:rPr>
+        <w:t>): Tự động kiểm thử 12 ca chức năng Sprint 1 (Đăng nhập, duyệt tin, lọc ngành nghề, nộp hồ sơ).</w:t>
       </w:r>
     </w:p>
     <w:p>
       <w:pPr>
-        <w:pStyle w:val="ListNumber"/>
-        <w:spacing w:after="60" w:before="0"/>
+        <w:spacing w:before="40" w:after="40" w:line="276" w:lineRule="auto"/>
+        <w:ind w:left="360"/>
       </w:pPr>
       <w:r>
         <w:rPr>
-          <w:rFonts w:ascii="Times New Roman" w:hAnsi="Times New Roman"/>
-          <w:sz w:val="22"/>
+          <w:rFonts w:ascii="Segoe UI" w:hAnsi="Segoe UI"/>
+          <w:sz w:val="20"/>
         </w:rPr>
-        <w:t>Không còn bất kỳ lỗi nào ở mức độ Nghiêm trọng (Blocker/Critical Bug).</w:t>
+        <w:t xml:space="preserve">2. </w:t>
+      </w:r>
+      <w:r>
+        <w:rPr>
+          <w:rFonts w:ascii="Consolas" w:hAnsi="Consolas"/>
+          <w:color w:val="B42828"/>
+          <w:sz w:val="19"/>
+        </w:rPr>
+        <w:t>test_sprint2_integration.bat</w:t>
+      </w:r>
+      <w:r>
+        <w:rPr>
+          <w:rFonts w:ascii="Segoe UI" w:hAnsi="Segoe UI"/>
+          <w:sz w:val="20"/>
+        </w:rPr>
+        <w:t xml:space="preserve"> (chạy </w:t>
+      </w:r>
+      <w:r>
+        <w:rPr>
+          <w:rFonts w:ascii="Consolas" w:hAnsi="Consolas"/>
+          <w:color w:val="B42828"/>
+          <w:sz w:val="19"/>
+        </w:rPr>
+        <w:t>dataset/test_sprint2_integration.py</w:t>
+      </w:r>
+      <w:r>
+        <w:rPr>
+          <w:rFonts w:ascii="Segoe UI" w:hAnsi="Segoe UI"/>
+          <w:sz w:val="20"/>
+        </w:rPr>
+        <w:t>): Tự động kiểm thử 18 ca tích hợp Sprint 2 (Đăng tin, nộp đơn, duyệt đơn, đánh giá hai chiều, hủy đơn, thông báo, KPI Admin).</w:t>
       </w:r>
     </w:p>
     <w:p>
       <w:pPr>
-        <w:pStyle w:val="ListNumber"/>
-        <w:spacing w:after="60" w:before="0"/>
+        <w:spacing w:before="40" w:after="40" w:line="276" w:lineRule="auto"/>
+        <w:ind w:left="360"/>
       </w:pPr>
       <w:r>
         <w:rPr>
-          <w:rFonts w:ascii="Times New Roman" w:hAnsi="Times New Roman"/>
-          <w:sz w:val="22"/>
+          <w:rFonts w:ascii="Segoe UI" w:hAnsi="Segoe UI"/>
+          <w:sz w:val="20"/>
+        </w:rPr>
+        <w:t xml:space="preserve">3. </w:t>
+      </w:r>
+      <w:r>
+        <w:rPr>
+          <w:rFonts w:ascii="Consolas" w:hAnsi="Consolas"/>
+          <w:color w:val="B42828"/>
+          <w:sz w:val="19"/>
+        </w:rPr>
+        <w:t>run_all_tests.bat</w:t>
+      </w:r>
+      <w:r>
+        <w:rPr>
+          <w:rFonts w:ascii="Segoe UI" w:hAnsi="Segoe UI"/>
+          <w:sz w:val="20"/>
+        </w:rPr>
+        <w:t xml:space="preserve"> (chạy </w:t>
+      </w:r>
+      <w:r>
+        <w:rPr>
+          <w:rFonts w:ascii="Consolas" w:hAnsi="Consolas"/>
+          <w:color w:val="B42828"/>
+          <w:sz w:val="19"/>
+        </w:rPr>
+        <w:t>dataset/run_all_tests.py</w:t>
+      </w:r>
+      <w:r>
+        <w:rPr>
+          <w:rFonts w:ascii="Segoe UI" w:hAnsi="Segoe UI"/>
+          <w:sz w:val="20"/>
+        </w:rPr>
+        <w:t>): Tổng kiểm thử toàn diện toàn bộ 70 ca kiểm thử.</w:t>
+      </w:r>
+    </w:p>
+    <w:p>
+      <w:pPr>
+        <w:spacing w:before="120" w:after="120"/>
+        <w:pBdr>
+          <w:bottom w:val="single" w:sz="12" w:space="1" w:color="CBD5E1"/>
+        </w:pBdr>
+      </w:pPr>
+    </w:p>
+    <w:p>
+      <w:pPr>
+        <w:pStyle w:val="Heading2"/>
+        <w:spacing w:before="280" w:after="120"/>
+      </w:pPr>
+      <w:r>
+        <w:rPr>
+          <w:rFonts w:ascii="Segoe UI" w:hAnsi="Segoe UI"/>
+          <w:b/>
+          <w:color w:val="4F46E5"/>
+          <w:sz w:val="28"/>
+        </w:rPr>
+        <w:t>5. TIÊU CHÍ NGHIỆM THU (EXIT CRITERIA)</w:t>
+      </w:r>
+    </w:p>
+    <w:p>
+      <w:pPr>
+        <w:spacing w:before="40" w:after="40" w:line="276" w:lineRule="auto"/>
+        <w:ind w:left="360"/>
+      </w:pPr>
+      <w:r>
+        <w:rPr>
+          <w:rFonts w:ascii="Segoe UI" w:hAnsi="Segoe UI"/>
+          <w:sz w:val="20"/>
+        </w:rPr>
+        <w:t xml:space="preserve">1. </w:t>
+      </w:r>
+      <w:r>
+        <w:rPr>
+          <w:rFonts w:ascii="Segoe UI" w:hAnsi="Segoe UI"/>
+          <w:sz w:val="20"/>
+        </w:rPr>
+        <w:t>100% các ca kiểm thử (70/70 ca) đều được thực thi và đạt kết quả PASS.</w:t>
+      </w:r>
+    </w:p>
+    <w:p>
+      <w:pPr>
+        <w:spacing w:before="40" w:after="40" w:line="276" w:lineRule="auto"/>
+        <w:ind w:left="360"/>
+      </w:pPr>
+      <w:r>
+        <w:rPr>
+          <w:rFonts w:ascii="Segoe UI" w:hAnsi="Segoe UI"/>
+          <w:sz w:val="20"/>
+        </w:rPr>
+        <w:t xml:space="preserve">2. </w:t>
+      </w:r>
+      <w:r>
+        <w:rPr>
+          <w:rFonts w:ascii="Segoe UI" w:hAnsi="Segoe UI"/>
+          <w:sz w:val="20"/>
+        </w:rPr>
+        <w:t>Toàn bộ 12 lỗi phát hiện trong Bug Log đều được khắc phục triệt để (0 Blocker Bug, 0 Critical Bug).</w:t>
+      </w:r>
+    </w:p>
+    <w:p>
+      <w:pPr>
+        <w:spacing w:before="40" w:after="40" w:line="276" w:lineRule="auto"/>
+        <w:ind w:left="360"/>
+      </w:pPr>
+      <w:r>
+        <w:rPr>
+          <w:rFonts w:ascii="Segoe UI" w:hAnsi="Segoe UI"/>
+          <w:sz w:val="20"/>
+        </w:rPr>
+        <w:t xml:space="preserve">3. </w:t>
+      </w:r>
+      <w:r>
+        <w:rPr>
+          <w:rFonts w:ascii="Segoe UI" w:hAnsi="Segoe UI"/>
+          <w:sz w:val="20"/>
         </w:rPr>
         <w:t xml:space="preserve">Lệnh biên dịch và chạy kiểm thử tự động trên Maven đạt </w:t>
       </w:r>
       <w:r>
         <w:rPr>
-          <w:rFonts w:ascii="Times New Roman" w:hAnsi="Times New Roman"/>
+          <w:rFonts w:ascii="Consolas" w:hAnsi="Consolas"/>
           <w:color w:val="B42828"/>
-          <w:sz w:val="22"/>
+          <w:sz w:val="19"/>
         </w:rPr>
         <w:t>BUILD SUCCESS</w:t>
       </w:r>
       <w:r>
         <w:rPr>
-          <w:rFonts w:ascii="Times New Roman" w:hAnsi="Times New Roman"/>
-          <w:sz w:val="22"/>
+          <w:rFonts w:ascii="Segoe UI" w:hAnsi="Segoe UI"/>
+          <w:sz w:val="20"/>
         </w:rPr>
         <w:t>:</w:t>
       </w:r>
     </w:p>
     <w:p>
       <w:pPr>
-        <w:spacing w:after="100" w:before="0" w:line="276" w:lineRule="auto"/>
+        <w:spacing w:before="40" w:after="80" w:line="288" w:lineRule="auto"/>
       </w:pPr>
       <w:r>
         <w:rPr>
-          <w:rFonts w:ascii="Times New Roman" w:hAnsi="Times New Roman"/>
-          <w:sz w:val="22"/>
+          <w:rFonts w:ascii="Segoe UI" w:hAnsi="Segoe UI"/>
+          <w:sz w:val="21"/>
         </w:rPr>
         <w:t xml:space="preserve">   </w:t>
       </w:r>
       <w:r>
         <w:rPr>
-          <w:rFonts w:ascii="Times New Roman" w:hAnsi="Times New Roman"/>
+          <w:rFonts w:ascii="Consolas" w:hAnsi="Consolas"/>
           <w:color w:val="B42828"/>
-          <w:sz w:val="22"/>
+          <w:sz w:val="19"/>
         </w:rPr>
       </w:r>
       <w:r>
         <w:rPr>
-          <w:rFonts w:ascii="Times New Roman" w:hAnsi="Times New Roman"/>
-          <w:sz w:val="22"/>
+          <w:rFonts w:ascii="Segoe UI" w:hAnsi="Segoe UI"/>
+          <w:sz w:val="21"/>
         </w:rPr>
         <w:t>`bash</w:t>
       </w:r>
     </w:p>
     <w:p>
       <w:pPr>
-        <w:spacing w:after="100" w:before="0" w:line="276" w:lineRule="auto"/>
+        <w:spacing w:before="40" w:after="80" w:line="288" w:lineRule="auto"/>
       </w:pPr>
       <w:r>
         <w:rPr>
-          <w:rFonts w:ascii="Times New Roman" w:hAnsi="Times New Roman"/>
-          <w:sz w:val="22"/>
+          <w:rFonts w:ascii="Segoe UI" w:hAnsi="Segoe UI"/>
+          <w:sz w:val="21"/>
         </w:rPr>
         <w:t xml:space="preserve">   mvn clean test</w:t>
       </w:r>
     </w:p>
     <w:p>
       <w:pPr>
-        <w:spacing w:after="100" w:before="0" w:line="276" w:lineRule="auto"/>
+        <w:spacing w:before="40" w:after="80" w:line="288" w:lineRule="auto"/>
       </w:pPr>
       <w:r>
         <w:rPr>
-          <w:rFonts w:ascii="Times New Roman" w:hAnsi="Times New Roman"/>
-          <w:sz w:val="22"/>
+          <w:rFonts w:ascii="Segoe UI" w:hAnsi="Segoe UI"/>
+          <w:sz w:val="21"/>
         </w:rPr>
         <w:t xml:space="preserve">   </w:t>
       </w:r>
       <w:r>
         <w:rPr>
-          <w:rFonts w:ascii="Times New Roman" w:hAnsi="Times New Roman"/>
+          <w:rFonts w:ascii="Consolas" w:hAnsi="Consolas"/>
           <w:color w:val="B42828"/>
-          <w:sz w:val="22"/>
+          <w:sz w:val="19"/>
         </w:rPr>
       </w:r>
       <w:r>
         <w:rPr>
-          <w:rFonts w:ascii="Times New Roman" w:hAnsi="Times New Roman"/>
-          <w:sz w:val="22"/>
+          <w:rFonts w:ascii="Segoe UI" w:hAnsi="Segoe UI"/>
+          <w:sz w:val="21"/>
         </w:rPr>
         <w:t>`</w:t>
+      </w:r>
+    </w:p>
+    <w:p>
+      <w:pPr>
+        <w:spacing w:before="40" w:after="40" w:line="276" w:lineRule="auto"/>
+        <w:ind w:left="360"/>
+      </w:pPr>
+      <w:r>
+        <w:rPr>
+          <w:rFonts w:ascii="Segoe UI" w:hAnsi="Segoe UI"/>
+          <w:sz w:val="20"/>
+        </w:rPr>
+        <w:t xml:space="preserve">4. </w:t>
+      </w:r>
+      <w:r>
+        <w:rPr>
+          <w:rFonts w:ascii="Segoe UI" w:hAnsi="Segoe UI"/>
+          <w:sz w:val="20"/>
+        </w:rPr>
+        <w:t xml:space="preserve">Bộ kịch bản tự động </w:t>
+      </w:r>
+      <w:r>
+        <w:rPr>
+          <w:rFonts w:ascii="Consolas" w:hAnsi="Consolas"/>
+          <w:color w:val="B42828"/>
+          <w:sz w:val="19"/>
+        </w:rPr>
+        <w:t>run_all_tests.bat</w:t>
+      </w:r>
+      <w:r>
+        <w:rPr>
+          <w:rFonts w:ascii="Segoe UI" w:hAnsi="Segoe UI"/>
+          <w:sz w:val="20"/>
+        </w:rPr>
+        <w:t xml:space="preserve"> chạy hoàn tất mà không phát sinh bất kỳ lỗi ngoại lệ nào.</w:t>
       </w:r>
     </w:p>
     <w:sectPr>
@@ -1802,6 +2121,11 @@
     <w:name w:val="Normal"/>
     <w:qFormat/>
     <w:rsid w:val="00FC693F"/>
+    <w:rPr>
+      <w:rFonts w:ascii="Segoe UI" w:hAnsi="Segoe UI"/>
+      <w:color w:val="1E293B"/>
+      <w:sz w:val="21"/>
+    </w:rPr>
   </w:style>
   <w:style w:type="paragraph" w:styleId="Header">
     <w:name w:val="header"/>

--- a/docs/test/test-plan.docx
+++ b/docs/test/test-plan.docx
@@ -68,7 +68,7 @@
           <w:rFonts w:ascii="Segoe UI" w:hAnsi="Segoe UI"/>
           <w:sz w:val="21"/>
         </w:rPr>
-        <w:t xml:space="preserve"> Hoàng Bảo Long — QA/QC &amp; Backend Lead</w:t>
+        <w:t xml:space="preserve"> Phan Văn Hoàng Long — QA/QC &amp; Backend Lead</w:t>
       </w:r>
     </w:p>
     <w:p>
@@ -86,7 +86,7 @@
           <w:rFonts w:ascii="Segoe UI" w:hAnsi="Segoe UI"/>
           <w:sz w:val="21"/>
         </w:rPr>
-        <w:t xml:space="preserve"> Nguyễn Tấn Tài — Tech Lead &amp; Trưởng nhóm</w:t>
+        <w:t xml:space="preserve"> Phạm Công Tài — Tech Lead &amp; Trưởng nhóm</w:t>
       </w:r>
     </w:p>
     <w:p>
